--- a/fiction/drafts/third-person/tpp-splinter_a-naval-cadet_20250608-0448.docx
+++ b/fiction/drafts/third-person/tpp-splinter_a-naval-cadet_20250608-0448.docx
@@ -1,66 +1,45 @@
 
 <file path=word/document.xml><?xml version="1.0" encoding="utf-8"?>
-<w:document xmlns:ve="http://schemas.openxmlformats.org/markup-compatibility/2006" xmlns:o="urn:schemas-microsoft-com:office:office" xmlns:r="http://schemas.openxmlformats.org/officeDocument/2006/relationships" xmlns:m="http://schemas.openxmlformats.org/officeDocument/2006/math" xmlns:v="urn:schemas-microsoft-com:vml" xmlns:wp="http://schemas.openxmlformats.org/drawingml/2006/wordprocessingDrawing" xmlns:w10="urn:schemas-microsoft-com:office:word" xmlns:w="http://schemas.openxmlformats.org/wordprocessingml/2006/main" xmlns:wne="http://schemas.microsoft.com/office/word/2006/wordml">
+<w:document xmlns:wpc="http://schemas.microsoft.com/office/word/2010/wordprocessingCanvas" xmlns:cx="http://schemas.microsoft.com/office/drawing/2014/chartex" xmlns:cx1="http://schemas.microsoft.com/office/drawing/2015/9/8/chartex" xmlns:cx2="http://schemas.microsoft.com/office/drawing/2015/10/21/chartex" xmlns:cx3="http://schemas.microsoft.com/office/drawing/2016/5/9/chartex" xmlns:cx4="http://schemas.microsoft.com/office/drawing/2016/5/10/chartex" xmlns:cx5="http://schemas.microsoft.com/office/drawing/2016/5/11/chartex" xmlns:cx6="http://schemas.microsoft.com/office/drawing/2016/5/12/chartex" xmlns:cx7="http://schemas.microsoft.com/office/drawing/2016/5/13/chartex" xmlns:cx8="http://schemas.microsoft.com/office/drawing/2016/5/14/chartex" xmlns:mc="http://schemas.openxmlformats.org/markup-compatibility/2006" xmlns:aink="http://schemas.microsoft.com/office/drawing/2016/ink" xmlns:am3d="http://schemas.microsoft.com/office/drawing/2017/model3d" xmlns:o="urn:schemas-microsoft-com:office:office" xmlns:oel="http://schemas.microsoft.com/office/2019/extlst" xmlns:r="http://schemas.openxmlformats.org/officeDocument/2006/relationships" xmlns:m="http://schemas.openxmlformats.org/officeDocument/2006/math" xmlns:v="urn:schemas-microsoft-com:vml" xmlns:wp14="http://schemas.microsoft.com/office/word/2010/wordprocessingDrawing" xmlns:wp="http://schemas.openxmlformats.org/drawingml/2006/wordprocessingDrawing" xmlns:w10="urn:schemas-microsoft-com:office:word" xmlns:w="http://schemas.openxmlformats.org/wordprocessingml/2006/main" xmlns:w14="http://schemas.microsoft.com/office/word/2010/wordml" xmlns:w15="http://schemas.microsoft.com/office/word/2012/wordml" xmlns:w16cex="http://schemas.microsoft.com/office/word/2018/wordml/cex" xmlns:w16cid="http://schemas.microsoft.com/office/word/2016/wordml/cid" xmlns:w16="http://schemas.microsoft.com/office/word/2018/wordml" xmlns:w16du="http://schemas.microsoft.com/office/word/2023/wordml/word16du" xmlns:w16sdtdh="http://schemas.microsoft.com/office/word/2020/wordml/sdtdatahash" xmlns:w16sdtfl="http://schemas.microsoft.com/office/word/2024/wordml/sdtformatlock" xmlns:w16se="http://schemas.microsoft.com/office/word/2015/wordml/symex" xmlns:wpg="http://schemas.microsoft.com/office/word/2010/wordprocessingGroup" xmlns:wpi="http://schemas.microsoft.com/office/word/2010/wordprocessingInk" xmlns:wne="http://schemas.microsoft.com/office/word/2006/wordml" xmlns:wps="http://schemas.microsoft.com/office/word/2010/wordprocessingShape" mc:Ignorable="w14 w15 w16se w16cid w16 w16cex w16sdtdh w16sdtfl w16du wp14">
   <w:body>
     <w:p>
       <w:pPr>
         <w:pStyle w:val="BodyText"/>
         <w:spacing w:line="360" w:lineRule="auto"/>
         <w:rPr>
-          <w:rFonts w:ascii="Times New Roman" w:hAnsi="Times New Roman"/>
+          <w:rFonts w:ascii="Montserrat" w:hAnsi="Montserrat"/>
           <w:sz w:val="24"/>
           <w:szCs w:val="24"/>
         </w:rPr>
       </w:pPr>
       <w:r>
         <w:rPr>
-          <w:rFonts w:ascii="Times New Roman" w:hAnsi="Times New Roman"/>
-          <w:sz w:val="24"/>
-          <w:szCs w:val="24"/>
-        </w:rPr>
-        <w:t xml:space="preserve">She - A Naval Cadet - </w:t>
-      </w:r>
-      <w:proofErr w:type="spellStart"/>
-      <w:r>
-        <w:rPr>
-          <w:rFonts w:ascii="Times New Roman" w:hAnsi="Times New Roman"/>
-          <w:sz w:val="24"/>
-          <w:szCs w:val="24"/>
-        </w:rPr>
-        <w:t>Ajea</w:t>
-      </w:r>
-      <w:proofErr w:type="spellEnd"/>
+          <w:rFonts w:ascii="Montserrat" w:hAnsi="Montserrat"/>
+          <w:sz w:val="24"/>
+          <w:szCs w:val="24"/>
+        </w:rPr>
+        <w:t>She - A Naval Cadet - Ajea</w:t>
+      </w:r>
     </w:p>
     <w:p>
       <w:pPr>
         <w:spacing w:after="0" w:line="360" w:lineRule="auto"/>
         <w:jc w:val="both"/>
         <w:rPr>
-          <w:rFonts w:ascii="Times New Roman" w:hAnsi="Times New Roman"/>
+          <w:rFonts w:ascii="Montserrat" w:hAnsi="Montserrat"/>
           <w:color w:val="808080"/>
           <w:sz w:val="24"/>
           <w:szCs w:val="24"/>
         </w:rPr>
       </w:pPr>
-      <w:proofErr w:type="gramStart"/>
-      <w:r>
-        <w:rPr>
-          <w:rFonts w:ascii="Times New Roman" w:hAnsi="Times New Roman"/>
+      <w:r>
+        <w:rPr>
+          <w:rFonts w:ascii="Montserrat" w:hAnsi="Montserrat"/>
           <w:color w:val="808080"/>
           <w:sz w:val="24"/>
           <w:szCs w:val="24"/>
         </w:rPr>
-        <w:t>A scene in which Avonlea learns that her application to the Aegis Navy has been accepted.</w:t>
-      </w:r>
-      <w:proofErr w:type="gramEnd"/>
-      <w:r>
-        <w:rPr>
-          <w:rFonts w:ascii="Times New Roman" w:hAnsi="Times New Roman"/>
-          <w:color w:val="808080"/>
-          <w:sz w:val="24"/>
-          <w:szCs w:val="24"/>
-        </w:rPr>
-        <w:t xml:space="preserve"> </w:t>
+        <w:t xml:space="preserve">A scene in which Avonlea learns that her application to the Aegis Navy has been accepted. </w:t>
       </w:r>
     </w:p>
     <w:p>
@@ -68,48 +47,106 @@
         <w:spacing w:after="0" w:line="360" w:lineRule="auto"/>
         <w:jc w:val="right"/>
         <w:rPr>
-          <w:rFonts w:ascii="Times New Roman" w:hAnsi="Times New Roman"/>
+          <w:rFonts w:ascii="Montserrat" w:hAnsi="Montserrat"/>
           <w:color w:val="808080"/>
           <w:sz w:val="24"/>
           <w:szCs w:val="24"/>
         </w:rPr>
       </w:pPr>
-      <w:fldSimple w:instr=" NUMPAGES  \* MERGEFORMAT ">
-        <w:r>
-          <w:rPr>
-            <w:rFonts w:ascii="Times New Roman" w:hAnsi="Times New Roman"/>
-            <w:noProof/>
-            <w:color w:val="808080"/>
-            <w:sz w:val="24"/>
-            <w:szCs w:val="24"/>
-          </w:rPr>
-          <w:t>3</w:t>
-        </w:r>
-      </w:fldSimple>
-      <w:r>
-        <w:rPr>
-          <w:rFonts w:ascii="Times New Roman" w:hAnsi="Times New Roman"/>
+      <w:r>
+        <w:rPr>
+          <w:rFonts w:ascii="Montserrat" w:hAnsi="Montserrat"/>
+          <w:sz w:val="24"/>
+        </w:rPr>
+        <w:fldChar w:fldCharType="begin"/>
+      </w:r>
+      <w:r>
+        <w:rPr>
+          <w:rFonts w:ascii="Montserrat" w:hAnsi="Montserrat"/>
+          <w:sz w:val="24"/>
+        </w:rPr>
+        <w:instrText xml:space="preserve"> NUMPAGES  \* MERGEFORMAT </w:instrText>
+      </w:r>
+      <w:r>
+        <w:rPr>
+          <w:rFonts w:ascii="Montserrat" w:hAnsi="Montserrat"/>
+          <w:sz w:val="24"/>
+        </w:rPr>
+        <w:fldChar w:fldCharType="separate"/>
+      </w:r>
+      <w:r>
+        <w:rPr>
+          <w:rFonts w:ascii="Montserrat" w:hAnsi="Montserrat"/>
+          <w:noProof/>
           <w:color w:val="808080"/>
           <w:sz w:val="24"/>
           <w:szCs w:val="24"/>
         </w:rPr>
+        <w:t>3</w:t>
+      </w:r>
+      <w:r>
+        <w:rPr>
+          <w:rFonts w:ascii="Montserrat" w:hAnsi="Montserrat"/>
+          <w:noProof/>
+          <w:color w:val="808080"/>
+          <w:sz w:val="24"/>
+          <w:szCs w:val="24"/>
+        </w:rPr>
+        <w:fldChar w:fldCharType="end"/>
+      </w:r>
+      <w:r>
+        <w:rPr>
+          <w:rFonts w:ascii="Montserrat" w:hAnsi="Montserrat"/>
+          <w:color w:val="808080"/>
+          <w:sz w:val="24"/>
+          <w:szCs w:val="24"/>
+        </w:rPr>
         <w:t xml:space="preserve"> pages ∙ </w:t>
       </w:r>
-      <w:fldSimple w:instr=" NUMWORDS  \* MERGEFORMAT ">
-        <w:r>
-          <w:rPr>
-            <w:rFonts w:ascii="Times New Roman" w:hAnsi="Times New Roman"/>
-            <w:noProof/>
-            <w:color w:val="808080"/>
-            <w:sz w:val="24"/>
-            <w:szCs w:val="24"/>
-          </w:rPr>
-          <w:t>1033</w:t>
-        </w:r>
-      </w:fldSimple>
-      <w:r>
-        <w:rPr>
-          <w:rFonts w:ascii="Times New Roman" w:hAnsi="Times New Roman"/>
+      <w:r>
+        <w:rPr>
+          <w:rFonts w:ascii="Montserrat" w:hAnsi="Montserrat"/>
+          <w:sz w:val="24"/>
+        </w:rPr>
+        <w:fldChar w:fldCharType="begin"/>
+      </w:r>
+      <w:r>
+        <w:rPr>
+          <w:rFonts w:ascii="Montserrat" w:hAnsi="Montserrat"/>
+          <w:sz w:val="24"/>
+        </w:rPr>
+        <w:instrText xml:space="preserve"> NUMWORDS  \* MERGEFORMAT </w:instrText>
+      </w:r>
+      <w:r>
+        <w:rPr>
+          <w:rFonts w:ascii="Montserrat" w:hAnsi="Montserrat"/>
+          <w:sz w:val="24"/>
+        </w:rPr>
+        <w:fldChar w:fldCharType="separate"/>
+      </w:r>
+      <w:r>
+        <w:rPr>
+          <w:rFonts w:ascii="Montserrat" w:hAnsi="Montserrat"/>
+          <w:noProof/>
+          <w:color w:val="808080"/>
+          <w:sz w:val="24"/>
+          <w:szCs w:val="24"/>
+        </w:rPr>
+        <w:t>1033</w:t>
+      </w:r>
+      <w:r>
+        <w:rPr>
+          <w:rFonts w:ascii="Montserrat" w:hAnsi="Montserrat"/>
+          <w:noProof/>
+          <w:color w:val="808080"/>
+          <w:sz w:val="24"/>
+          <w:szCs w:val="24"/>
+        </w:rPr>
+        <w:fldChar w:fldCharType="end"/>
+      </w:r>
+      <w:r>
+        <w:rPr>
+          <w:rFonts w:ascii="Montserrat" w:hAnsi="Montserrat"/>
           <w:color w:val="808080"/>
           <w:sz w:val="24"/>
           <w:szCs w:val="24"/>
@@ -121,7 +158,7 @@
       <w:pPr>
         <w:spacing w:after="0" w:line="360" w:lineRule="auto"/>
         <w:rPr>
-          <w:rFonts w:ascii="Times New Roman" w:hAnsi="Times New Roman"/>
+          <w:rFonts w:ascii="Montserrat" w:hAnsi="Montserrat"/>
           <w:sz w:val="24"/>
           <w:szCs w:val="24"/>
         </w:rPr>
@@ -131,7 +168,7 @@
       <w:pPr>
         <w:spacing w:after="0" w:line="360" w:lineRule="auto"/>
         <w:rPr>
-          <w:rFonts w:ascii="Times New Roman" w:hAnsi="Times New Roman"/>
+          <w:rFonts w:ascii="Montserrat" w:hAnsi="Montserrat"/>
           <w:sz w:val="24"/>
           <w:szCs w:val="24"/>
         </w:rPr>
@@ -143,7 +180,7 @@
         <w:spacing w:line="360" w:lineRule="auto"/>
         <w:ind w:left="0" w:firstLine="0"/>
         <w:rPr>
-          <w:rFonts w:ascii="Times New Roman" w:hAnsi="Times New Roman"/>
+          <w:rFonts w:ascii="Montserrat" w:hAnsi="Montserrat"/>
           <w:smallCaps w:val="0"/>
           <w:sz w:val="24"/>
           <w:szCs w:val="24"/>
@@ -151,7 +188,7 @@
       </w:pPr>
       <w:r>
         <w:rPr>
-          <w:rFonts w:ascii="Times New Roman" w:hAnsi="Times New Roman"/>
+          <w:rFonts w:ascii="Montserrat" w:hAnsi="Montserrat"/>
           <w:smallCaps w:val="0"/>
           <w:sz w:val="24"/>
           <w:szCs w:val="24"/>
@@ -160,7 +197,7 @@
       </w:r>
       <w:r>
         <w:rPr>
-          <w:rFonts w:ascii="Times New Roman" w:hAnsi="Times New Roman"/>
+          <w:rFonts w:ascii="Montserrat" w:hAnsi="Montserrat"/>
           <w:smallCaps w:val="0"/>
           <w:sz w:val="24"/>
           <w:szCs w:val="24"/>
@@ -169,7 +206,7 @@
       </w:r>
       <w:r>
         <w:rPr>
-          <w:rFonts w:ascii="Times New Roman" w:hAnsi="Times New Roman"/>
+          <w:rFonts w:ascii="Montserrat" w:hAnsi="Montserrat"/>
           <w:smallCaps w:val="0"/>
           <w:sz w:val="24"/>
           <w:szCs w:val="24"/>
@@ -178,7 +215,7 @@
       </w:r>
       <w:r>
         <w:rPr>
-          <w:rFonts w:ascii="Times New Roman" w:hAnsi="Times New Roman"/>
+          <w:rFonts w:ascii="Montserrat" w:hAnsi="Montserrat"/>
           <w:smallCaps w:val="0"/>
           <w:sz w:val="24"/>
           <w:szCs w:val="24"/>
@@ -187,30 +224,12 @@
       </w:r>
       <w:r>
         <w:rPr>
-          <w:rFonts w:ascii="Times New Roman" w:hAnsi="Times New Roman"/>
-          <w:smallCaps w:val="0"/>
-          <w:sz w:val="24"/>
-          <w:szCs w:val="24"/>
-        </w:rPr>
-        <w:t xml:space="preserve"> her to instant alertness. There were only two calls that would have found her here, and neither was to be ignored. Wrapping the sheet around her torso, she reached for the com</w:t>
-      </w:r>
-      <w:r>
-        <w:rPr>
-          <w:rFonts w:ascii="Times New Roman" w:hAnsi="Times New Roman"/>
-          <w:smallCaps w:val="0"/>
-          <w:sz w:val="24"/>
-          <w:szCs w:val="24"/>
-        </w:rPr>
-        <w:t xml:space="preserve"> </w:t>
-      </w:r>
-      <w:r>
-        <w:rPr>
-          <w:rFonts w:ascii="Times New Roman" w:hAnsi="Times New Roman"/>
-          <w:smallCaps w:val="0"/>
-          <w:sz w:val="24"/>
-          <w:szCs w:val="24"/>
-        </w:rPr>
-        <w:t xml:space="preserve">panel. A glance at the chronometer reminded her to cancel the alarm before accepting the call. It would not do to have that electric monster start screaming in the middle of the call. Three staccato taps later, she lay back under the glow of the monitor as the call was patched in. She had a moment to wonder who she was going to have to speak to in this ridiculous position before the image resolved itself into the face of the young officer who was her admissions advisor at the academy. </w:t>
+          <w:rFonts w:ascii="Montserrat" w:hAnsi="Montserrat"/>
+          <w:smallCaps w:val="0"/>
+          <w:sz w:val="24"/>
+          <w:szCs w:val="24"/>
+        </w:rPr>
+        <w:t xml:space="preserve"> her to instant alertness. There were only two calls that would have found her here, and neither was to be ignored. Wrapping the sheet around her torso, she reached for the com panel. A glance at the chronometer reminded her to cancel the alarm before accepting the call. It would not do to have that electric monster start screaming in the middle of the call. Three staccato taps later, she lay back under the glow of the monitor as the call was patched in. She had a moment to wonder who she was going to have to speak to in this ridiculous position before the image resolved itself into the face of the young officer who was her admissions advisor at the academy. </w:t>
       </w:r>
     </w:p>
     <w:p>
@@ -219,7 +238,7 @@
         <w:spacing w:line="360" w:lineRule="auto"/>
         <w:ind w:left="0" w:firstLine="0"/>
         <w:rPr>
-          <w:rFonts w:ascii="Times New Roman" w:hAnsi="Times New Roman"/>
+          <w:rFonts w:ascii="Montserrat" w:hAnsi="Montserrat"/>
           <w:smallCaps w:val="0"/>
           <w:sz w:val="24"/>
           <w:szCs w:val="24"/>
@@ -227,20 +246,12 @@
       </w:pPr>
       <w:r>
         <w:rPr>
-          <w:rFonts w:ascii="Times New Roman" w:hAnsi="Times New Roman"/>
+          <w:rFonts w:ascii="Montserrat" w:hAnsi="Montserrat"/>
           <w:smallCaps w:val="0"/>
           <w:sz w:val="24"/>
           <w:szCs w:val="24"/>
         </w:rPr>
         <w:tab/>
-      </w:r>
-      <w:r>
-        <w:rPr>
-          <w:rFonts w:ascii="Times New Roman" w:hAnsi="Times New Roman"/>
-          <w:smallCaps w:val="0"/>
-          <w:sz w:val="24"/>
-          <w:szCs w:val="24"/>
-        </w:rPr>
         <w:t xml:space="preserve">“Did I call at a bad time?” he asked. </w:t>
       </w:r>
     </w:p>
@@ -250,7 +261,7 @@
         <w:spacing w:line="360" w:lineRule="auto"/>
         <w:ind w:left="0" w:firstLine="0"/>
         <w:rPr>
-          <w:rFonts w:ascii="Times New Roman" w:hAnsi="Times New Roman"/>
+          <w:rFonts w:ascii="Montserrat" w:hAnsi="Montserrat"/>
           <w:smallCaps w:val="0"/>
           <w:sz w:val="24"/>
           <w:szCs w:val="24"/>
@@ -258,20 +269,12 @@
       </w:pPr>
       <w:r>
         <w:rPr>
-          <w:rFonts w:ascii="Times New Roman" w:hAnsi="Times New Roman"/>
+          <w:rFonts w:ascii="Montserrat" w:hAnsi="Montserrat"/>
           <w:smallCaps w:val="0"/>
           <w:sz w:val="24"/>
           <w:szCs w:val="24"/>
         </w:rPr>
         <w:tab/>
-      </w:r>
-      <w:r>
-        <w:rPr>
-          <w:rFonts w:ascii="Times New Roman" w:hAnsi="Times New Roman"/>
-          <w:smallCaps w:val="0"/>
-          <w:sz w:val="24"/>
-          <w:szCs w:val="24"/>
-        </w:rPr>
         <w:t>“No sir, not at all,” she smiled politely. She folded her hands over her midriff and pretended that there was nothing unusual about carrying on a conversation flat on her back, stark naked save for a distressingly thin sheet, with her hair in a snarl where it had escaped from her braid. “It’s just about time to crawl out of this coffin anyway.”</w:t>
       </w:r>
     </w:p>
@@ -281,7 +284,7 @@
         <w:spacing w:line="360" w:lineRule="auto"/>
         <w:ind w:left="0" w:firstLine="0"/>
         <w:rPr>
-          <w:rFonts w:ascii="Times New Roman" w:hAnsi="Times New Roman"/>
+          <w:rFonts w:ascii="Montserrat" w:hAnsi="Montserrat"/>
           <w:smallCaps w:val="0"/>
           <w:sz w:val="24"/>
           <w:szCs w:val="24"/>
@@ -289,20 +292,12 @@
       </w:pPr>
       <w:r>
         <w:rPr>
-          <w:rFonts w:ascii="Times New Roman" w:hAnsi="Times New Roman"/>
+          <w:rFonts w:ascii="Montserrat" w:hAnsi="Montserrat"/>
           <w:smallCaps w:val="0"/>
           <w:sz w:val="24"/>
           <w:szCs w:val="24"/>
         </w:rPr>
         <w:tab/>
-      </w:r>
-      <w:r>
-        <w:rPr>
-          <w:rFonts w:ascii="Times New Roman" w:hAnsi="Times New Roman"/>
-          <w:smallCaps w:val="0"/>
-          <w:sz w:val="24"/>
-          <w:szCs w:val="24"/>
-        </w:rPr>
         <w:t xml:space="preserve">He chuckled. Av guessed that he must be familiar with the joys of having “all the comforts of home” stuffed into a measly two cubic meters. </w:t>
       </w:r>
     </w:p>
@@ -312,7 +307,7 @@
         <w:spacing w:line="360" w:lineRule="auto"/>
         <w:ind w:left="0" w:firstLine="0"/>
         <w:rPr>
-          <w:rFonts w:ascii="Times New Roman" w:hAnsi="Times New Roman"/>
+          <w:rFonts w:ascii="Montserrat" w:hAnsi="Montserrat"/>
           <w:smallCaps w:val="0"/>
           <w:sz w:val="24"/>
           <w:szCs w:val="24"/>
@@ -320,25 +315,17 @@
       </w:pPr>
       <w:r>
         <w:rPr>
-          <w:rFonts w:ascii="Times New Roman" w:hAnsi="Times New Roman"/>
+          <w:rFonts w:ascii="Montserrat" w:hAnsi="Montserrat"/>
           <w:smallCaps w:val="0"/>
           <w:sz w:val="24"/>
           <w:szCs w:val="24"/>
         </w:rPr>
         <w:tab/>
-      </w:r>
-      <w:r>
-        <w:rPr>
-          <w:rFonts w:ascii="Times New Roman" w:hAnsi="Times New Roman"/>
-          <w:smallCaps w:val="0"/>
-          <w:sz w:val="24"/>
-          <w:szCs w:val="24"/>
-        </w:rPr>
         <w:t xml:space="preserve">“Well then, you will no doubt be happy to hear that as of this morning your request has been approved. Your application has been revised. You can report to the dorms at your earliest convenience today,” he smiled at her look of relief. “I have to say, it was not easy to get you </w:t>
       </w:r>
       <w:r>
         <w:rPr>
-          <w:rFonts w:ascii="Times New Roman" w:hAnsi="Times New Roman"/>
+          <w:rFonts w:ascii="Montserrat" w:hAnsi="Montserrat"/>
           <w:smallCaps w:val="0"/>
           <w:sz w:val="24"/>
           <w:szCs w:val="24"/>
@@ -347,7 +334,7 @@
       </w:r>
       <w:r>
         <w:rPr>
-          <w:rFonts w:ascii="Times New Roman" w:hAnsi="Times New Roman"/>
+          <w:rFonts w:ascii="Montserrat" w:hAnsi="Montserrat"/>
           <w:smallCaps w:val="0"/>
           <w:sz w:val="24"/>
           <w:szCs w:val="24"/>
@@ -361,7 +348,7 @@
         <w:spacing w:line="360" w:lineRule="auto"/>
         <w:ind w:left="0" w:firstLine="0"/>
         <w:rPr>
-          <w:rFonts w:ascii="Times New Roman" w:hAnsi="Times New Roman"/>
+          <w:rFonts w:ascii="Montserrat" w:hAnsi="Montserrat"/>
           <w:smallCaps w:val="0"/>
           <w:sz w:val="24"/>
           <w:szCs w:val="24"/>
@@ -369,20 +356,12 @@
       </w:pPr>
       <w:r>
         <w:rPr>
-          <w:rFonts w:ascii="Times New Roman" w:hAnsi="Times New Roman"/>
+          <w:rFonts w:ascii="Montserrat" w:hAnsi="Montserrat"/>
           <w:smallCaps w:val="0"/>
           <w:sz w:val="24"/>
           <w:szCs w:val="24"/>
         </w:rPr>
         <w:tab/>
-      </w:r>
-      <w:r>
-        <w:rPr>
-          <w:rFonts w:ascii="Times New Roman" w:hAnsi="Times New Roman"/>
-          <w:smallCaps w:val="0"/>
-          <w:sz w:val="24"/>
-          <w:szCs w:val="24"/>
-        </w:rPr>
         <w:t>“House,” Av interrupted out of habit.</w:t>
       </w:r>
     </w:p>
@@ -392,7 +371,7 @@
         <w:spacing w:line="360" w:lineRule="auto"/>
         <w:ind w:left="0" w:firstLine="0"/>
         <w:rPr>
-          <w:rFonts w:ascii="Times New Roman" w:hAnsi="Times New Roman"/>
+          <w:rFonts w:ascii="Montserrat" w:hAnsi="Montserrat"/>
           <w:smallCaps w:val="0"/>
           <w:sz w:val="24"/>
           <w:szCs w:val="24"/>
@@ -400,31 +379,13 @@
       </w:pPr>
       <w:r>
         <w:rPr>
-          <w:rFonts w:ascii="Times New Roman" w:hAnsi="Times New Roman"/>
+          <w:rFonts w:ascii="Montserrat" w:hAnsi="Montserrat"/>
           <w:smallCaps w:val="0"/>
           <w:sz w:val="24"/>
           <w:szCs w:val="24"/>
         </w:rPr>
         <w:tab/>
-      </w:r>
-      <w:r>
-        <w:rPr>
-          <w:rFonts w:ascii="Times New Roman" w:hAnsi="Times New Roman"/>
-          <w:smallCaps w:val="0"/>
-          <w:sz w:val="24"/>
-          <w:szCs w:val="24"/>
-        </w:rPr>
-        <w:t xml:space="preserve">“...House, pardon me. Your House had made all of the proper arrangements of course, but specified a later admission date. Your request for early admission, while not impossible, did present some logistic problems coming as it did on such short notice. </w:t>
-      </w:r>
-      <w:r>
-        <w:rPr>
-          <w:rFonts w:ascii="Times New Roman" w:hAnsi="Times New Roman"/>
-          <w:smallCaps w:val="0"/>
-          <w:sz w:val="24"/>
-          <w:szCs w:val="24"/>
-        </w:rPr>
-        <w:lastRenderedPageBreak/>
-        <w:t>However, in light of the expense involved in requiring you to wait out until the start of your scheduled term—whether you remained here or returned to Angel Colony—I was able to have you bumped to the top of the waiting list. It took until the last minute, but you got your slot. Congratulations,” he beamed.</w:t>
+        <w:t>“...House, pardon me. Your House had made all of the proper arrangements of course, but specified a later admission date. Your request for early admission, while not impossible, did present some logistic problems coming as it did on such short notice. However, in light of the expense involved in requiring you to wait out until the start of your scheduled term—whether you remained here or returned to Angel Colony—I was able to have you bumped to the top of the waiting list. It took until the last minute, but you got your slot. Congratulations,” he beamed.</w:t>
       </w:r>
     </w:p>
     <w:p>
@@ -433,7 +394,7 @@
         <w:spacing w:line="360" w:lineRule="auto"/>
         <w:ind w:left="0" w:firstLine="0"/>
         <w:rPr>
-          <w:rFonts w:ascii="Times New Roman" w:hAnsi="Times New Roman"/>
+          <w:rFonts w:ascii="Montserrat" w:hAnsi="Montserrat"/>
           <w:smallCaps w:val="0"/>
           <w:sz w:val="24"/>
           <w:szCs w:val="24"/>
@@ -441,63 +402,17 @@
       </w:pPr>
       <w:r>
         <w:rPr>
-          <w:rFonts w:ascii="Times New Roman" w:hAnsi="Times New Roman"/>
+          <w:rFonts w:ascii="Montserrat" w:hAnsi="Montserrat"/>
           <w:smallCaps w:val="0"/>
           <w:sz w:val="24"/>
           <w:szCs w:val="24"/>
         </w:rPr>
         <w:tab/>
-      </w:r>
-      <w:r>
-        <w:rPr>
-          <w:rFonts w:ascii="Times New Roman" w:hAnsi="Times New Roman"/>
-          <w:smallCaps w:val="0"/>
-          <w:sz w:val="24"/>
-          <w:szCs w:val="24"/>
-        </w:rPr>
-        <w:t>“Thank you</w:t>
-      </w:r>
-      <w:r>
-        <w:rPr>
-          <w:rFonts w:ascii="Times New Roman" w:hAnsi="Times New Roman"/>
-          <w:smallCaps w:val="0"/>
-          <w:sz w:val="24"/>
-          <w:szCs w:val="24"/>
-        </w:rPr>
-        <w:t>,</w:t>
-      </w:r>
-      <w:r>
-        <w:rPr>
-          <w:rFonts w:ascii="Times New Roman" w:hAnsi="Times New Roman"/>
-          <w:smallCaps w:val="0"/>
-          <w:sz w:val="24"/>
-          <w:szCs w:val="24"/>
-        </w:rPr>
-        <w:t xml:space="preserve"> Lieutenant </w:t>
-      </w:r>
-      <w:proofErr w:type="spellStart"/>
-      <w:r>
-        <w:rPr>
-          <w:rFonts w:ascii="Times New Roman" w:hAnsi="Times New Roman"/>
-          <w:smallCaps w:val="0"/>
-          <w:sz w:val="24"/>
-          <w:szCs w:val="24"/>
-        </w:rPr>
-        <w:t>Mitchel</w:t>
-      </w:r>
-      <w:proofErr w:type="spellEnd"/>
-      <w:r>
-        <w:rPr>
-          <w:rFonts w:ascii="Times New Roman" w:hAnsi="Times New Roman"/>
-          <w:smallCaps w:val="0"/>
-          <w:sz w:val="24"/>
-          <w:szCs w:val="24"/>
-        </w:rPr>
-        <w:t xml:space="preserve">,” she smiled. Over the last few days she had been growing more and more worried that her gamble would not pay off. It had taken almost all of the credit she could scrape together to just to buy a working passage to Sol, what little profit she made on that three month journey had barely been enough to pay the rent on the sleeper and file her request for admission status adjustment. Fortunately the </w:t>
-      </w:r>
-      <w:r>
-        <w:rPr>
-          <w:rFonts w:ascii="Times New Roman" w:hAnsi="Times New Roman"/>
+        <w:t xml:space="preserve">“Thank you, Lieutenant Mitchel,” she smiled. Over the last few days she had been growing more and more worried that her gamble would not pay off. It had taken almost all of the credit she could scrape together to just to buy a working passage to Sol, what little profit she made on that three month journey had barely been enough to pay the rent on the sleeper and file her request for admission status adjustment. Fortunately the </w:t>
+      </w:r>
+      <w:r>
+        <w:rPr>
+          <w:rFonts w:ascii="Montserrat" w:hAnsi="Montserrat"/>
           <w:smallCaps w:val="0"/>
           <w:sz w:val="24"/>
           <w:szCs w:val="24"/>
@@ -506,7 +421,7 @@
       </w:r>
       <w:r>
         <w:rPr>
-          <w:rFonts w:ascii="Times New Roman" w:hAnsi="Times New Roman"/>
+          <w:rFonts w:ascii="Montserrat" w:hAnsi="Montserrat"/>
           <w:smallCaps w:val="0"/>
           <w:sz w:val="24"/>
           <w:szCs w:val="24"/>
@@ -520,7 +435,7 @@
         <w:spacing w:line="360" w:lineRule="auto"/>
         <w:ind w:left="0" w:firstLine="0"/>
         <w:rPr>
-          <w:rFonts w:ascii="Times New Roman" w:hAnsi="Times New Roman"/>
+          <w:rFonts w:ascii="Montserrat" w:hAnsi="Montserrat"/>
           <w:smallCaps w:val="0"/>
           <w:sz w:val="24"/>
           <w:szCs w:val="24"/>
@@ -528,25 +443,17 @@
       </w:pPr>
       <w:r>
         <w:rPr>
-          <w:rFonts w:ascii="Times New Roman" w:hAnsi="Times New Roman"/>
+          <w:rFonts w:ascii="Montserrat" w:hAnsi="Montserrat"/>
           <w:smallCaps w:val="0"/>
           <w:sz w:val="24"/>
           <w:szCs w:val="24"/>
         </w:rPr>
         <w:tab/>
-      </w:r>
-      <w:r>
-        <w:rPr>
-          <w:rFonts w:ascii="Times New Roman" w:hAnsi="Times New Roman"/>
-          <w:smallCaps w:val="0"/>
-          <w:sz w:val="24"/>
-          <w:szCs w:val="24"/>
-        </w:rPr>
         <w:t xml:space="preserve">“No problem, Ms. Sinclair. You already have the information packet for this term. That will tell you where to go to get checked in and what the orientation schedule will be,” Av nodded, noting the use of the terrestrial </w:t>
       </w:r>
       <w:r>
         <w:rPr>
-          <w:rFonts w:ascii="Times New Roman" w:hAnsi="Times New Roman"/>
+          <w:rFonts w:ascii="Montserrat" w:hAnsi="Montserrat"/>
           <w:smallCaps w:val="0"/>
           <w:sz w:val="24"/>
           <w:szCs w:val="24"/>
@@ -555,32 +462,12 @@
       </w:r>
       <w:r>
         <w:rPr>
-          <w:rFonts w:ascii="Times New Roman" w:hAnsi="Times New Roman"/>
-          <w:smallCaps w:val="0"/>
-          <w:sz w:val="24"/>
-          <w:szCs w:val="24"/>
-        </w:rPr>
-        <w:t xml:space="preserve"> of her father’s clan name. Lieutenant </w:t>
-      </w:r>
-      <w:proofErr w:type="spellStart"/>
-      <w:r>
-        <w:rPr>
-          <w:rFonts w:ascii="Times New Roman" w:hAnsi="Times New Roman"/>
-          <w:smallCaps w:val="0"/>
-          <w:sz w:val="24"/>
-          <w:szCs w:val="24"/>
-        </w:rPr>
-        <w:t>Mitchel</w:t>
-      </w:r>
-      <w:proofErr w:type="spellEnd"/>
-      <w:r>
-        <w:rPr>
-          <w:rFonts w:ascii="Times New Roman" w:hAnsi="Times New Roman"/>
-          <w:smallCaps w:val="0"/>
-          <w:sz w:val="24"/>
-          <w:szCs w:val="24"/>
-        </w:rPr>
-        <w:t xml:space="preserve"> cleared his throat and went on, “You have a busy week ahead of you. When you get yourself settled in please call my office and see if you can get an appointment to see me before Monday. If we don’t get together by then, you’re going to be on your own to figure things out for a few weeks. I promise you, that won’t be fun.”</w:t>
+          <w:rFonts w:ascii="Montserrat" w:hAnsi="Montserrat"/>
+          <w:smallCaps w:val="0"/>
+          <w:sz w:val="24"/>
+          <w:szCs w:val="24"/>
+        </w:rPr>
+        <w:t xml:space="preserve"> of her father’s clan name. Lieutenant Mitchel cleared his throat and went on, “You have a busy week ahead of you. When you get yourself settled in please call my office and see if you can get an appointment to see me before Monday. If we don’t get together by then, you’re going to be on your own to figure things out for a few weeks. I promise you, that won’t be fun.”</w:t>
       </w:r>
     </w:p>
     <w:p>
@@ -589,7 +476,7 @@
         <w:spacing w:line="360" w:lineRule="auto"/>
         <w:ind w:left="0" w:firstLine="0"/>
         <w:rPr>
-          <w:rFonts w:ascii="Times New Roman" w:hAnsi="Times New Roman"/>
+          <w:rFonts w:ascii="Montserrat" w:hAnsi="Montserrat"/>
           <w:smallCaps w:val="0"/>
           <w:sz w:val="24"/>
           <w:szCs w:val="24"/>
@@ -597,25 +484,17 @@
       </w:pPr>
       <w:r>
         <w:rPr>
-          <w:rFonts w:ascii="Times New Roman" w:hAnsi="Times New Roman"/>
+          <w:rFonts w:ascii="Montserrat" w:hAnsi="Montserrat"/>
           <w:smallCaps w:val="0"/>
           <w:sz w:val="24"/>
           <w:szCs w:val="24"/>
         </w:rPr>
         <w:tab/>
-      </w:r>
-      <w:r>
-        <w:rPr>
-          <w:rFonts w:ascii="Times New Roman" w:hAnsi="Times New Roman"/>
-          <w:smallCaps w:val="0"/>
-          <w:sz w:val="24"/>
-          <w:szCs w:val="24"/>
-        </w:rPr>
         <w:t xml:space="preserve">Av signed off, and sighed deeply as the interior illumination dropped to </w:t>
       </w:r>
       <w:r>
         <w:rPr>
-          <w:rFonts w:ascii="Times New Roman" w:hAnsi="Times New Roman"/>
+          <w:rFonts w:ascii="Montserrat" w:hAnsi="Montserrat"/>
           <w:smallCaps w:val="0"/>
           <w:sz w:val="24"/>
           <w:szCs w:val="24"/>
@@ -624,68 +503,16 @@
       </w:r>
       <w:r>
         <w:rPr>
-          <w:rFonts w:ascii="Times New Roman" w:hAnsi="Times New Roman"/>
-          <w:smallCaps w:val="0"/>
-          <w:sz w:val="24"/>
-          <w:szCs w:val="24"/>
-        </w:rPr>
-        <w:t xml:space="preserve"> afterglow. </w:t>
-      </w:r>
-      <w:proofErr w:type="gramStart"/>
-      <w:r>
-        <w:rPr>
-          <w:rFonts w:ascii="Times New Roman" w:hAnsi="Times New Roman"/>
-          <w:smallCaps w:val="0"/>
-          <w:sz w:val="24"/>
-          <w:szCs w:val="24"/>
-        </w:rPr>
-        <w:t>So far so good.</w:t>
-      </w:r>
-      <w:proofErr w:type="gramEnd"/>
-      <w:r>
-        <w:rPr>
-          <w:rFonts w:ascii="Times New Roman" w:hAnsi="Times New Roman"/>
-          <w:smallCaps w:val="0"/>
-          <w:sz w:val="24"/>
-          <w:szCs w:val="24"/>
-        </w:rPr>
-        <w:t xml:space="preserve"> For a while it had looked as if her hopes were in vain. Of course, until she had checked in, there was still a chance that the other call would catch up with her. That thought was sufficient motivation </w:t>
-      </w:r>
-      <w:proofErr w:type="spellStart"/>
-      <w:proofErr w:type="gramStart"/>
-      <w:r>
-        <w:rPr>
-          <w:rFonts w:ascii="Times New Roman" w:hAnsi="Times New Roman"/>
-          <w:smallCaps w:val="0"/>
-          <w:sz w:val="24"/>
-          <w:szCs w:val="24"/>
-        </w:rPr>
-        <w:t>fo</w:t>
-      </w:r>
-      <w:proofErr w:type="spellEnd"/>
-      <w:proofErr w:type="gramEnd"/>
-      <w:r>
-        <w:rPr>
-          <w:rFonts w:ascii="Times New Roman" w:hAnsi="Times New Roman"/>
-          <w:smallCaps w:val="0"/>
-          <w:sz w:val="24"/>
-          <w:szCs w:val="24"/>
-        </w:rPr>
-        <w:t xml:space="preserve"> brave the chill of the corridor. Av released the catch and slithered out through the access at the foot of her compartment. The hexagonal arrangement of the cells was predictably disturbing, but familiar to anyone who had worked in the abyss. </w:t>
-      </w:r>
-      <w:proofErr w:type="gramStart"/>
-      <w:r>
-        <w:rPr>
-          <w:rFonts w:ascii="Times New Roman" w:hAnsi="Times New Roman"/>
-          <w:smallCaps w:val="0"/>
-          <w:sz w:val="24"/>
-          <w:szCs w:val="24"/>
-        </w:rPr>
-        <w:t xml:space="preserve">As was the </w:t>
-      </w:r>
-      <w:r>
-        <w:rPr>
-          <w:rFonts w:ascii="Times New Roman" w:hAnsi="Times New Roman"/>
+          <w:rFonts w:ascii="Montserrat" w:hAnsi="Montserrat"/>
+          <w:smallCaps w:val="0"/>
+          <w:sz w:val="24"/>
+          <w:szCs w:val="24"/>
+        </w:rPr>
+        <w:t xml:space="preserve"> afterglow. So far so good. For a while it had looked as if her hopes were in vain. Of course, until she had checked in, there was still a chance that the other call would catch up with her. That thought was sufficient motivation fo brave the chill of the corridor. Av released the catch and slithered out through the access at the foot of her compartment. The hexagonal arrangement of the cells was predictably disturbing, but familiar to anyone who had worked in the abyss. As was the </w:t>
+      </w:r>
+      <w:r>
+        <w:rPr>
+          <w:rFonts w:ascii="Montserrat" w:hAnsi="Montserrat"/>
           <w:smallCaps w:val="0"/>
           <w:sz w:val="24"/>
           <w:szCs w:val="24"/>
@@ -694,46 +521,16 @@
       </w:r>
       <w:r>
         <w:rPr>
-          <w:rFonts w:ascii="Times New Roman" w:hAnsi="Times New Roman"/>
-          <w:smallCaps w:val="0"/>
-          <w:sz w:val="24"/>
-          <w:szCs w:val="24"/>
-        </w:rPr>
-        <w:t xml:space="preserve"> of having to dress and undress out in the corridor.</w:t>
-      </w:r>
-      <w:proofErr w:type="gramEnd"/>
-      <w:r>
-        <w:rPr>
-          <w:rFonts w:ascii="Times New Roman" w:hAnsi="Times New Roman"/>
-          <w:smallCaps w:val="0"/>
-          <w:sz w:val="24"/>
-          <w:szCs w:val="24"/>
-        </w:rPr>
-        <w:t xml:space="preserve"> Av slipped into a kimono, provided by the hotel to guests who would otherwise end up stalking naked between sleepers and the facilities at all hours of </w:t>
-      </w:r>
-      <w:proofErr w:type="gramStart"/>
-      <w:r>
-        <w:rPr>
-          <w:rFonts w:ascii="Times New Roman" w:hAnsi="Times New Roman"/>
-          <w:smallCaps w:val="0"/>
-          <w:sz w:val="24"/>
-          <w:szCs w:val="24"/>
-        </w:rPr>
-        <w:t>the</w:t>
-      </w:r>
-      <w:proofErr w:type="gramEnd"/>
-      <w:r>
-        <w:rPr>
-          <w:rFonts w:ascii="Times New Roman" w:hAnsi="Times New Roman"/>
-          <w:smallCaps w:val="0"/>
-          <w:sz w:val="24"/>
-          <w:szCs w:val="24"/>
-        </w:rPr>
-        <w:t xml:space="preserve"> day and night. After checking the lock, she turned from the </w:t>
-      </w:r>
-      <w:r>
-        <w:rPr>
-          <w:rFonts w:ascii="Times New Roman" w:hAnsi="Times New Roman"/>
+          <w:rFonts w:ascii="Montserrat" w:hAnsi="Montserrat"/>
+          <w:smallCaps w:val="0"/>
+          <w:sz w:val="24"/>
+          <w:szCs w:val="24"/>
+        </w:rPr>
+        <w:t xml:space="preserve"> of having to dress and undress out in the corridor. Av slipped into a kimono, provided by the hotel to guests who would otherwise end up stalking naked between sleepers and the facilities at all hours of the day and night. After checking the lock, she turned from the </w:t>
+      </w:r>
+      <w:r>
+        <w:rPr>
+          <w:rFonts w:ascii="Montserrat" w:hAnsi="Montserrat"/>
           <w:smallCaps w:val="0"/>
           <w:sz w:val="24"/>
           <w:szCs w:val="24"/>
@@ -742,7 +539,7 @@
       </w:r>
       <w:r>
         <w:rPr>
-          <w:rFonts w:ascii="Times New Roman" w:hAnsi="Times New Roman"/>
+          <w:rFonts w:ascii="Montserrat" w:hAnsi="Montserrat"/>
           <w:smallCaps w:val="0"/>
           <w:sz w:val="24"/>
           <w:szCs w:val="24"/>
@@ -751,7 +548,7 @@
       </w:r>
       <w:r>
         <w:rPr>
-          <w:rFonts w:ascii="Times New Roman" w:hAnsi="Times New Roman"/>
+          <w:rFonts w:ascii="Montserrat" w:hAnsi="Montserrat"/>
           <w:smallCaps w:val="0"/>
           <w:sz w:val="24"/>
           <w:szCs w:val="24"/>
@@ -760,7 +557,7 @@
       </w:r>
       <w:r>
         <w:rPr>
-          <w:rFonts w:ascii="Times New Roman" w:hAnsi="Times New Roman"/>
+          <w:rFonts w:ascii="Montserrat" w:hAnsi="Montserrat"/>
           <w:smallCaps w:val="0"/>
           <w:sz w:val="24"/>
           <w:szCs w:val="24"/>
@@ -774,7 +571,7 @@
         <w:spacing w:line="360" w:lineRule="auto"/>
         <w:ind w:left="0" w:firstLine="0"/>
         <w:rPr>
-          <w:rFonts w:ascii="Times New Roman" w:hAnsi="Times New Roman"/>
+          <w:rFonts w:ascii="Montserrat" w:hAnsi="Montserrat"/>
           <w:smallCaps w:val="0"/>
           <w:sz w:val="24"/>
           <w:szCs w:val="24"/>
@@ -782,146 +579,17 @@
       </w:pPr>
       <w:r>
         <w:rPr>
-          <w:rFonts w:ascii="Times New Roman" w:hAnsi="Times New Roman"/>
-          <w:smallCaps w:val="0"/>
-          <w:sz w:val="24"/>
-          <w:szCs w:val="24"/>
-        </w:rPr>
-        <w:lastRenderedPageBreak/>
+          <w:rFonts w:ascii="Montserrat" w:hAnsi="Montserrat"/>
+          <w:smallCaps w:val="0"/>
+          <w:sz w:val="24"/>
+          <w:szCs w:val="24"/>
+        </w:rPr>
         <w:tab/>
-      </w:r>
-      <w:r>
-        <w:rPr>
-          <w:rFonts w:ascii="Times New Roman" w:hAnsi="Times New Roman"/>
-          <w:smallCaps w:val="0"/>
-          <w:sz w:val="24"/>
-          <w:szCs w:val="24"/>
-        </w:rPr>
-        <w:t xml:space="preserve">She stopped to soak in the view, combing out her braid with her fingers as she leaned over the railing to peer into the artificial chasm. Even this early, swarms of bodies were negotiating the layers and tunnels of this man made hive. After scanning the familiar features of fountains, waterfalls, gardens, arbors, and sculptures, Av turned away from the railing and continued. As always, there were a handful of tourists who stared at her as she negotiated the lightly crowded corridors. By way of her father’s mother—a quarter Japanese, a quarter Irish, and half Scots—Av was one quarter </w:t>
-      </w:r>
-      <w:proofErr w:type="spellStart"/>
-      <w:r>
-        <w:rPr>
-          <w:rFonts w:ascii="Times New Roman" w:hAnsi="Times New Roman"/>
-          <w:smallCaps w:val="0"/>
-          <w:sz w:val="24"/>
-          <w:szCs w:val="24"/>
-        </w:rPr>
-        <w:t>Terran</w:t>
-      </w:r>
-      <w:proofErr w:type="spellEnd"/>
-      <w:r>
-        <w:rPr>
-          <w:rFonts w:ascii="Times New Roman" w:hAnsi="Times New Roman"/>
-          <w:smallCaps w:val="0"/>
-          <w:sz w:val="24"/>
-          <w:szCs w:val="24"/>
-        </w:rPr>
-        <w:t xml:space="preserve">. The rest of her was pure Exotic, as her most distinctive feature boldly advertised. To say that her hair was </w:t>
-      </w:r>
-      <w:proofErr w:type="gramStart"/>
-      <w:r>
-        <w:rPr>
-          <w:rFonts w:ascii="Times New Roman" w:hAnsi="Times New Roman"/>
-          <w:smallCaps w:val="0"/>
-          <w:sz w:val="24"/>
-          <w:szCs w:val="24"/>
-        </w:rPr>
-        <w:t>red,</w:t>
-      </w:r>
-      <w:proofErr w:type="gramEnd"/>
-      <w:r>
-        <w:rPr>
-          <w:rFonts w:ascii="Times New Roman" w:hAnsi="Times New Roman"/>
-          <w:smallCaps w:val="0"/>
-          <w:sz w:val="24"/>
-          <w:szCs w:val="24"/>
-        </w:rPr>
-        <w:t xml:space="preserve"> was perhaps an understatement. </w:t>
-      </w:r>
-      <w:proofErr w:type="spellStart"/>
-      <w:r>
-        <w:rPr>
-          <w:rFonts w:ascii="Times New Roman" w:hAnsi="Times New Roman"/>
-          <w:smallCaps w:val="0"/>
-          <w:sz w:val="24"/>
-          <w:szCs w:val="24"/>
-        </w:rPr>
-        <w:t>Ajean</w:t>
-      </w:r>
-      <w:proofErr w:type="spellEnd"/>
-      <w:r>
-        <w:rPr>
-          <w:rFonts w:ascii="Times New Roman" w:hAnsi="Times New Roman"/>
-          <w:smallCaps w:val="0"/>
-          <w:sz w:val="24"/>
-          <w:szCs w:val="24"/>
-        </w:rPr>
-        <w:t xml:space="preserve"> and terrestrial genes had combined in her to produce hair the precise color of freshly spilled blood. </w:t>
-      </w:r>
-      <w:proofErr w:type="gramStart"/>
-      <w:r>
-        <w:rPr>
-          <w:rFonts w:ascii="Times New Roman" w:hAnsi="Times New Roman"/>
-          <w:smallCaps w:val="0"/>
-          <w:sz w:val="24"/>
-          <w:szCs w:val="24"/>
-        </w:rPr>
-        <w:t>A mystery of genetics almost as hard to explain as the origins of the Exotic races, and their human compatible genome.</w:t>
-      </w:r>
-      <w:proofErr w:type="gramEnd"/>
-      <w:r>
-        <w:rPr>
-          <w:rFonts w:ascii="Times New Roman" w:hAnsi="Times New Roman"/>
-          <w:smallCaps w:val="0"/>
-          <w:sz w:val="24"/>
-          <w:szCs w:val="24"/>
-        </w:rPr>
-        <w:t xml:space="preserve"> In the eight hundred years since </w:t>
-      </w:r>
-      <w:proofErr w:type="spellStart"/>
-      <w:r>
-        <w:rPr>
-          <w:rFonts w:ascii="Times New Roman" w:hAnsi="Times New Roman"/>
-          <w:smallCaps w:val="0"/>
-          <w:sz w:val="24"/>
-          <w:szCs w:val="24"/>
-        </w:rPr>
-        <w:t>Terrans</w:t>
-      </w:r>
-      <w:proofErr w:type="spellEnd"/>
-      <w:r>
-        <w:rPr>
-          <w:rFonts w:ascii="Times New Roman" w:hAnsi="Times New Roman"/>
-          <w:smallCaps w:val="0"/>
-          <w:sz w:val="24"/>
-          <w:szCs w:val="24"/>
-        </w:rPr>
-        <w:t xml:space="preserve"> had first set foot on </w:t>
-      </w:r>
-      <w:proofErr w:type="spellStart"/>
-      <w:r>
-        <w:rPr>
-          <w:rFonts w:ascii="Times New Roman" w:hAnsi="Times New Roman"/>
-          <w:smallCaps w:val="0"/>
-          <w:sz w:val="24"/>
-          <w:szCs w:val="24"/>
-        </w:rPr>
-        <w:t>Ajea</w:t>
-      </w:r>
-      <w:proofErr w:type="spellEnd"/>
-      <w:r>
-        <w:rPr>
-          <w:rFonts w:ascii="Times New Roman" w:hAnsi="Times New Roman"/>
-          <w:smallCaps w:val="0"/>
-          <w:sz w:val="24"/>
-          <w:szCs w:val="24"/>
-        </w:rPr>
-        <w:t xml:space="preserve">, no firm </w:t>
-      </w:r>
-      <w:r>
-        <w:rPr>
-          <w:rFonts w:ascii="Times New Roman" w:hAnsi="Times New Roman"/>
+        <w:t xml:space="preserve">She stopped to soak in the view, combing out her braid with her fingers as she leaned over the railing to peer into the artificial chasm. Even this early, swarms of bodies were negotiating the layers and tunnels of this man made hive. After scanning the familiar features of fountains, waterfalls, gardens, arbors, and sculptures, Av turned away from the railing and continued. As always, there were a handful of tourists who stared at her as she negotiated the lightly crowded corridors. By way of her father’s mother—a quarter Japanese, a quarter Irish, and half Scots—Av was one quarter Terran. The rest of her was pure Exotic, as her most distinctive feature boldly advertised. To say that her hair was red, was perhaps an understatement. Ajean and terrestrial genes had combined in her to produce hair the precise color of freshly spilled blood. A mystery of genetics almost as hard to explain as the origins of the Exotic races, and their human compatible genome. In the eight hundred years since Terrans had first set foot on Ajea, no firm </w:t>
+      </w:r>
+      <w:r>
+        <w:rPr>
+          <w:rFonts w:ascii="Montserrat" w:hAnsi="Montserrat"/>
           <w:smallCaps w:val="0"/>
           <w:sz w:val="24"/>
           <w:szCs w:val="24"/>
@@ -930,7 +598,7 @@
       </w:r>
       <w:r>
         <w:rPr>
-          <w:rFonts w:ascii="Times New Roman" w:hAnsi="Times New Roman"/>
+          <w:rFonts w:ascii="Montserrat" w:hAnsi="Montserrat"/>
           <w:smallCaps w:val="0"/>
           <w:sz w:val="24"/>
           <w:szCs w:val="24"/>
@@ -943,7 +611,7 @@
         <w:spacing w:after="0" w:line="360" w:lineRule="auto"/>
         <w:jc w:val="both"/>
         <w:rPr>
-          <w:rFonts w:ascii="Times New Roman" w:hAnsi="Times New Roman" w:cs="Times New Roman"/>
+          <w:rFonts w:ascii="Montserrat" w:hAnsi="Montserrat" w:cs="Times New Roman"/>
           <w:sz w:val="24"/>
           <w:szCs w:val="24"/>
         </w:rPr>
@@ -954,7 +622,7 @@
         <w:spacing w:after="0" w:line="360" w:lineRule="auto"/>
         <w:jc w:val="both"/>
         <w:rPr>
-          <w:rFonts w:ascii="Times New Roman" w:hAnsi="Times New Roman" w:cs="Times New Roman"/>
+          <w:rFonts w:ascii="Montserrat" w:hAnsi="Montserrat" w:cs="Times New Roman"/>
           <w:sz w:val="24"/>
           <w:szCs w:val="24"/>
         </w:rPr>
@@ -970,8 +638,106 @@
 </w:document>
 </file>
 
+<file path=word/numbering.xml><?xml version="1.0" encoding="utf-8"?>
+<w:numbering xmlns:wpc="http://schemas.microsoft.com/office/word/2010/wordprocessingCanvas" xmlns:cx="http://schemas.microsoft.com/office/drawing/2014/chartex" xmlns:cx1="http://schemas.microsoft.com/office/drawing/2015/9/8/chartex" xmlns:cx2="http://schemas.microsoft.com/office/drawing/2015/10/21/chartex" xmlns:cx3="http://schemas.microsoft.com/office/drawing/2016/5/9/chartex" xmlns:cx4="http://schemas.microsoft.com/office/drawing/2016/5/10/chartex" xmlns:cx5="http://schemas.microsoft.com/office/drawing/2016/5/11/chartex" xmlns:cx6="http://schemas.microsoft.com/office/drawing/2016/5/12/chartex" xmlns:cx7="http://schemas.microsoft.com/office/drawing/2016/5/13/chartex" xmlns:cx8="http://schemas.microsoft.com/office/drawing/2016/5/14/chartex" xmlns:mc="http://schemas.openxmlformats.org/markup-compatibility/2006" xmlns:aink="http://schemas.microsoft.com/office/drawing/2016/ink" xmlns:am3d="http://schemas.microsoft.com/office/drawing/2017/model3d" xmlns:o="urn:schemas-microsoft-com:office:office" xmlns:oel="http://schemas.microsoft.com/office/2019/extlst" xmlns:r="http://schemas.openxmlformats.org/officeDocument/2006/relationships" xmlns:m="http://schemas.openxmlformats.org/officeDocument/2006/math" xmlns:v="urn:schemas-microsoft-com:vml" xmlns:wp14="http://schemas.microsoft.com/office/word/2010/wordprocessingDrawing" xmlns:wp="http://schemas.openxmlformats.org/drawingml/2006/wordprocessingDrawing" xmlns:w10="urn:schemas-microsoft-com:office:word" xmlns:w="http://schemas.openxmlformats.org/wordprocessingml/2006/main" xmlns:w14="http://schemas.microsoft.com/office/word/2010/wordml" xmlns:w15="http://schemas.microsoft.com/office/word/2012/wordml" xmlns:w16cex="http://schemas.microsoft.com/office/word/2018/wordml/cex" xmlns:w16cid="http://schemas.microsoft.com/office/word/2016/wordml/cid" xmlns:w16="http://schemas.microsoft.com/office/word/2018/wordml" xmlns:w16du="http://schemas.microsoft.com/office/word/2023/wordml/word16du" xmlns:w16sdtdh="http://schemas.microsoft.com/office/word/2020/wordml/sdtdatahash" xmlns:w16sdtfl="http://schemas.microsoft.com/office/word/2024/wordml/sdtformatlock" xmlns:w16se="http://schemas.microsoft.com/office/word/2015/wordml/symex" xmlns:wpg="http://schemas.microsoft.com/office/word/2010/wordprocessingGroup" xmlns:wpi="http://schemas.microsoft.com/office/word/2010/wordprocessingInk" xmlns:wne="http://schemas.microsoft.com/office/word/2006/wordml" xmlns:wps="http://schemas.microsoft.com/office/word/2010/wordprocessingShape" mc:Ignorable="w14 w15 w16se w16cid w16 w16cex w16sdtdh w16sdtfl w16du wp14">
+  <w:abstractNum w:abstractNumId="0" w15:restartNumberingAfterBreak="0">
+    <w:nsid w:val="FFFFFFFB"/>
+    <w:multiLevelType w:val="multilevel"/>
+    <w:tmpl w:val="80A499BA"/>
+    <w:lvl w:ilvl="0">
+      <w:start w:val="1"/>
+      <w:numFmt w:val="cardinalText"/>
+      <w:lvlText w:val="Chapter %1 "/>
+      <w:legacy w:legacy="1" w:legacySpace="144" w:legacyIndent="0"/>
+      <w:lvlJc w:val="left"/>
+    </w:lvl>
+    <w:lvl w:ilvl="1">
+      <w:start w:val="1"/>
+      <w:numFmt w:val="none"/>
+      <w:pStyle w:val="Heading2"/>
+      <w:suff w:val="nothing"/>
+      <w:lvlText w:val=""/>
+      <w:lvlJc w:val="left"/>
+    </w:lvl>
+    <w:lvl w:ilvl="2">
+      <w:start w:val="1"/>
+      <w:numFmt w:val="none"/>
+      <w:suff w:val="nothing"/>
+      <w:lvlText w:val=""/>
+      <w:lvlJc w:val="left"/>
+    </w:lvl>
+    <w:lvl w:ilvl="3">
+      <w:start w:val="1"/>
+      <w:numFmt w:val="none"/>
+      <w:pStyle w:val="Heading4"/>
+      <w:suff w:val="nothing"/>
+      <w:lvlText w:val=""/>
+      <w:lvlJc w:val="left"/>
+    </w:lvl>
+    <w:lvl w:ilvl="4">
+      <w:start w:val="1"/>
+      <w:numFmt w:val="none"/>
+      <w:pStyle w:val="Heading5"/>
+      <w:suff w:val="nothing"/>
+      <w:lvlText w:val=""/>
+      <w:lvlJc w:val="left"/>
+    </w:lvl>
+    <w:lvl w:ilvl="5">
+      <w:start w:val="1"/>
+      <w:numFmt w:val="none"/>
+      <w:pStyle w:val="Heading6"/>
+      <w:suff w:val="nothing"/>
+      <w:lvlText w:val=""/>
+      <w:lvlJc w:val="left"/>
+    </w:lvl>
+    <w:lvl w:ilvl="6">
+      <w:start w:val="1"/>
+      <w:numFmt w:val="none"/>
+      <w:suff w:val="nothing"/>
+      <w:lvlText w:val=""/>
+      <w:lvlJc w:val="left"/>
+    </w:lvl>
+    <w:lvl w:ilvl="7">
+      <w:start w:val="1"/>
+      <w:numFmt w:val="none"/>
+      <w:suff w:val="nothing"/>
+      <w:lvlText w:val=""/>
+      <w:lvlJc w:val="left"/>
+    </w:lvl>
+    <w:lvl w:ilvl="8">
+      <w:start w:val="1"/>
+      <w:numFmt w:val="none"/>
+      <w:suff w:val="nothing"/>
+      <w:lvlText w:val=""/>
+      <w:lvlJc w:val="left"/>
+    </w:lvl>
+  </w:abstractNum>
+  <w:num w:numId="1" w16cid:durableId="503981909">
+    <w:abstractNumId w:val="0"/>
+  </w:num>
+  <w:num w:numId="2" w16cid:durableId="1704133892">
+    <w:abstractNumId w:val="0"/>
+  </w:num>
+  <w:num w:numId="3" w16cid:durableId="373115126">
+    <w:abstractNumId w:val="0"/>
+  </w:num>
+  <w:num w:numId="4" w16cid:durableId="1136099163">
+    <w:abstractNumId w:val="0"/>
+  </w:num>
+  <w:num w:numId="5" w16cid:durableId="635179425">
+    <w:abstractNumId w:val="0"/>
+  </w:num>
+  <w:num w:numId="6" w16cid:durableId="237791553">
+    <w:abstractNumId w:val="0"/>
+  </w:num>
+  <w:num w:numId="7" w16cid:durableId="957874903">
+    <w:abstractNumId w:val="0"/>
+  </w:num>
+</w:numbering>
+</file>
+
 <file path=word/styles.xml><?xml version="1.0" encoding="utf-8"?>
-<w:styles xmlns:r="http://schemas.openxmlformats.org/officeDocument/2006/relationships" xmlns:w="http://schemas.openxmlformats.org/wordprocessingml/2006/main">
+<w:styles xmlns:mc="http://schemas.openxmlformats.org/markup-compatibility/2006" xmlns:r="http://schemas.openxmlformats.org/officeDocument/2006/relationships" xmlns:w="http://schemas.openxmlformats.org/wordprocessingml/2006/main" xmlns:w14="http://schemas.microsoft.com/office/word/2010/wordml" xmlns:w15="http://schemas.microsoft.com/office/word/2012/wordml" xmlns:w16cex="http://schemas.microsoft.com/office/word/2018/wordml/cex" xmlns:w16cid="http://schemas.microsoft.com/office/word/2016/wordml/cid" xmlns:w16="http://schemas.microsoft.com/office/word/2018/wordml" xmlns:w16du="http://schemas.microsoft.com/office/word/2023/wordml/word16du" xmlns:w16sdtdh="http://schemas.microsoft.com/office/word/2020/wordml/sdtdatahash" xmlns:w16sdtfl="http://schemas.microsoft.com/office/word/2024/wordml/sdtformatlock" xmlns:w16se="http://schemas.microsoft.com/office/word/2015/wordml/symex" mc:Ignorable="w14 w15 w16se w16cid w16 w16cex w16sdtdh w16sdtfl w16du">
   <w:docDefaults>
     <w:rPrDefault>
       <w:rPr>
@@ -981,156 +747,556 @@
         <w:lang w:val="en-US" w:eastAsia="en-US" w:bidi="ar-SA"/>
       </w:rPr>
     </w:rPrDefault>
-    <w:pPrDefault>
-      <w:pPr>
-        <w:spacing w:after="200" w:line="276" w:lineRule="auto"/>
-      </w:pPr>
-    </w:pPrDefault>
+    <w:pPrDefault/>
   </w:docDefaults>
-  <w:latentStyles w:defLockedState="0" w:defUIPriority="99" w:defSemiHidden="1" w:defUnhideWhenUsed="1" w:defQFormat="0" w:count="267">
-    <w:lsdException w:name="Normal" w:semiHidden="0" w:uiPriority="0" w:unhideWhenUsed="0" w:qFormat="1"/>
-    <w:lsdException w:name="heading 1" w:semiHidden="0" w:uiPriority="9" w:unhideWhenUsed="0" w:qFormat="1"/>
-    <w:lsdException w:name="heading 2" w:uiPriority="9" w:qFormat="1"/>
-    <w:lsdException w:name="heading 3" w:uiPriority="9" w:qFormat="1"/>
-    <w:lsdException w:name="heading 4" w:uiPriority="9" w:qFormat="1"/>
-    <w:lsdException w:name="heading 5" w:uiPriority="9" w:qFormat="1"/>
-    <w:lsdException w:name="heading 6" w:uiPriority="9" w:qFormat="1"/>
-    <w:lsdException w:name="heading 7" w:uiPriority="9" w:qFormat="1"/>
-    <w:lsdException w:name="heading 8" w:uiPriority="9" w:qFormat="1"/>
-    <w:lsdException w:name="heading 9" w:uiPriority="9" w:qFormat="1"/>
-    <w:lsdException w:name="toc 1" w:uiPriority="39"/>
-    <w:lsdException w:name="toc 2" w:uiPriority="39"/>
-    <w:lsdException w:name="toc 3" w:uiPriority="39"/>
-    <w:lsdException w:name="toc 4" w:uiPriority="39"/>
-    <w:lsdException w:name="toc 5" w:uiPriority="39"/>
-    <w:lsdException w:name="toc 6" w:uiPriority="39"/>
-    <w:lsdException w:name="toc 7" w:uiPriority="39"/>
-    <w:lsdException w:name="toc 8" w:uiPriority="39"/>
-    <w:lsdException w:name="toc 9" w:uiPriority="39"/>
-    <w:lsdException w:name="caption" w:uiPriority="35" w:qFormat="1"/>
-    <w:lsdException w:name="Title" w:semiHidden="0" w:uiPriority="10" w:unhideWhenUsed="0" w:qFormat="1"/>
-    <w:lsdException w:name="Default Paragraph Font" w:uiPriority="1"/>
-    <w:lsdException w:name="Body Text" w:uiPriority="0"/>
-    <w:lsdException w:name="Subtitle" w:semiHidden="0" w:uiPriority="11" w:unhideWhenUsed="0" w:qFormat="1"/>
-    <w:lsdException w:name="Strong" w:semiHidden="0" w:uiPriority="22" w:unhideWhenUsed="0" w:qFormat="1"/>
-    <w:lsdException w:name="Emphasis" w:semiHidden="0" w:uiPriority="20" w:unhideWhenUsed="0" w:qFormat="1"/>
-    <w:lsdException w:name="Table Grid" w:semiHidden="0" w:uiPriority="59" w:unhideWhenUsed="0"/>
-    <w:lsdException w:name="Placeholder Text" w:unhideWhenUsed="0"/>
-    <w:lsdException w:name="No Spacing" w:semiHidden="0" w:uiPriority="1" w:unhideWhenUsed="0" w:qFormat="1"/>
-    <w:lsdException w:name="Light Shading" w:semiHidden="0" w:uiPriority="60" w:unhideWhenUsed="0"/>
-    <w:lsdException w:name="Light List" w:semiHidden="0" w:uiPriority="61" w:unhideWhenUsed="0"/>
-    <w:lsdException w:name="Light Grid" w:semiHidden="0" w:uiPriority="62" w:unhideWhenUsed="0"/>
-    <w:lsdException w:name="Medium Shading 1" w:semiHidden="0" w:uiPriority="63" w:unhideWhenUsed="0"/>
-    <w:lsdException w:name="Medium Shading 2" w:semiHidden="0" w:uiPriority="64" w:unhideWhenUsed="0"/>
-    <w:lsdException w:name="Medium List 1" w:semiHidden="0" w:uiPriority="65" w:unhideWhenUsed="0"/>
-    <w:lsdException w:name="Medium List 2" w:semiHidden="0" w:uiPriority="66" w:unhideWhenUsed="0"/>
-    <w:lsdException w:name="Medium Grid 1" w:semiHidden="0" w:uiPriority="67" w:unhideWhenUsed="0"/>
-    <w:lsdException w:name="Medium Grid 2" w:semiHidden="0" w:uiPriority="68" w:unhideWhenUsed="0"/>
-    <w:lsdException w:name="Medium Grid 3" w:semiHidden="0" w:uiPriority="69" w:unhideWhenUsed="0"/>
-    <w:lsdException w:name="Dark List" w:semiHidden="0" w:uiPriority="70" w:unhideWhenUsed="0"/>
-    <w:lsdException w:name="Colorful Shading" w:semiHidden="0" w:uiPriority="71" w:unhideWhenUsed="0"/>
-    <w:lsdException w:name="Colorful List" w:semiHidden="0" w:uiPriority="72" w:unhideWhenUsed="0"/>
-    <w:lsdException w:name="Colorful Grid" w:semiHidden="0" w:uiPriority="73" w:unhideWhenUsed="0"/>
-    <w:lsdException w:name="Light Shading Accent 1" w:semiHidden="0" w:uiPriority="60" w:unhideWhenUsed="0"/>
-    <w:lsdException w:name="Light List Accent 1" w:semiHidden="0" w:uiPriority="61" w:unhideWhenUsed="0"/>
-    <w:lsdException w:name="Light Grid Accent 1" w:semiHidden="0" w:uiPriority="62" w:unhideWhenUsed="0"/>
-    <w:lsdException w:name="Medium Shading 1 Accent 1" w:semiHidden="0" w:uiPriority="63" w:unhideWhenUsed="0"/>
-    <w:lsdException w:name="Medium Shading 2 Accent 1" w:semiHidden="0" w:uiPriority="64" w:unhideWhenUsed="0"/>
-    <w:lsdException w:name="Medium List 1 Accent 1" w:semiHidden="0" w:uiPriority="65" w:unhideWhenUsed="0"/>
-    <w:lsdException w:name="Revision" w:unhideWhenUsed="0"/>
-    <w:lsdException w:name="List Paragraph" w:semiHidden="0" w:uiPriority="34" w:unhideWhenUsed="0" w:qFormat="1"/>
-    <w:lsdException w:name="Quote" w:semiHidden="0" w:uiPriority="29" w:unhideWhenUsed="0" w:qFormat="1"/>
-    <w:lsdException w:name="Intense Quote" w:semiHidden="0" w:uiPriority="30" w:unhideWhenUsed="0" w:qFormat="1"/>
-    <w:lsdException w:name="Medium List 2 Accent 1" w:semiHidden="0" w:uiPriority="66" w:unhideWhenUsed="0"/>
-    <w:lsdException w:name="Medium Grid 1 Accent 1" w:semiHidden="0" w:uiPriority="67" w:unhideWhenUsed="0"/>
-    <w:lsdException w:name="Medium Grid 2 Accent 1" w:semiHidden="0" w:uiPriority="68" w:unhideWhenUsed="0"/>
-    <w:lsdException w:name="Medium Grid 3 Accent 1" w:semiHidden="0" w:uiPriority="69" w:unhideWhenUsed="0"/>
-    <w:lsdException w:name="Dark List Accent 1" w:semiHidden="0" w:uiPriority="70" w:unhideWhenUsed="0"/>
-    <w:lsdException w:name="Colorful Shading Accent 1" w:semiHidden="0" w:uiPriority="71" w:unhideWhenUsed="0"/>
-    <w:lsdException w:name="Colorful List Accent 1" w:semiHidden="0" w:uiPriority="72" w:unhideWhenUsed="0"/>
-    <w:lsdException w:name="Colorful Grid Accent 1" w:semiHidden="0" w:uiPriority="73" w:unhideWhenUsed="0"/>
-    <w:lsdException w:name="Light Shading Accent 2" w:semiHidden="0" w:uiPriority="60" w:unhideWhenUsed="0"/>
-    <w:lsdException w:name="Light List Accent 2" w:semiHidden="0" w:uiPriority="61" w:unhideWhenUsed="0"/>
-    <w:lsdException w:name="Light Grid Accent 2" w:semiHidden="0" w:uiPriority="62" w:unhideWhenUsed="0"/>
-    <w:lsdException w:name="Medium Shading 1 Accent 2" w:semiHidden="0" w:uiPriority="63" w:unhideWhenUsed="0"/>
-    <w:lsdException w:name="Medium Shading 2 Accent 2" w:semiHidden="0" w:uiPriority="64" w:unhideWhenUsed="0"/>
-    <w:lsdException w:name="Medium List 1 Accent 2" w:semiHidden="0" w:uiPriority="65" w:unhideWhenUsed="0"/>
-    <w:lsdException w:name="Medium List 2 Accent 2" w:semiHidden="0" w:uiPriority="66" w:unhideWhenUsed="0"/>
-    <w:lsdException w:name="Medium Grid 1 Accent 2" w:semiHidden="0" w:uiPriority="67" w:unhideWhenUsed="0"/>
-    <w:lsdException w:name="Medium Grid 2 Accent 2" w:semiHidden="0" w:uiPriority="68" w:unhideWhenUsed="0"/>
-    <w:lsdException w:name="Medium Grid 3 Accent 2" w:semiHidden="0" w:uiPriority="69" w:unhideWhenUsed="0"/>
-    <w:lsdException w:name="Dark List Accent 2" w:semiHidden="0" w:uiPriority="70" w:unhideWhenUsed="0"/>
-    <w:lsdException w:name="Colorful Shading Accent 2" w:semiHidden="0" w:uiPriority="71" w:unhideWhenUsed="0"/>
-    <w:lsdException w:name="Colorful List Accent 2" w:semiHidden="0" w:uiPriority="72" w:unhideWhenUsed="0"/>
-    <w:lsdException w:name="Colorful Grid Accent 2" w:semiHidden="0" w:uiPriority="73" w:unhideWhenUsed="0"/>
-    <w:lsdException w:name="Light Shading Accent 3" w:semiHidden="0" w:uiPriority="60" w:unhideWhenUsed="0"/>
-    <w:lsdException w:name="Light List Accent 3" w:semiHidden="0" w:uiPriority="61" w:unhideWhenUsed="0"/>
-    <w:lsdException w:name="Light Grid Accent 3" w:semiHidden="0" w:uiPriority="62" w:unhideWhenUsed="0"/>
-    <w:lsdException w:name="Medium Shading 1 Accent 3" w:semiHidden="0" w:uiPriority="63" w:unhideWhenUsed="0"/>
-    <w:lsdException w:name="Medium Shading 2 Accent 3" w:semiHidden="0" w:uiPriority="64" w:unhideWhenUsed="0"/>
-    <w:lsdException w:name="Medium List 1 Accent 3" w:semiHidden="0" w:uiPriority="65" w:unhideWhenUsed="0"/>
-    <w:lsdException w:name="Medium List 2 Accent 3" w:semiHidden="0" w:uiPriority="66" w:unhideWhenUsed="0"/>
-    <w:lsdException w:name="Medium Grid 1 Accent 3" w:semiHidden="0" w:uiPriority="67" w:unhideWhenUsed="0"/>
-    <w:lsdException w:name="Medium Grid 2 Accent 3" w:semiHidden="0" w:uiPriority="68" w:unhideWhenUsed="0"/>
-    <w:lsdException w:name="Medium Grid 3 Accent 3" w:semiHidden="0" w:uiPriority="69" w:unhideWhenUsed="0"/>
-    <w:lsdException w:name="Dark List Accent 3" w:semiHidden="0" w:uiPriority="70" w:unhideWhenUsed="0"/>
-    <w:lsdException w:name="Colorful Shading Accent 3" w:semiHidden="0" w:uiPriority="71" w:unhideWhenUsed="0"/>
-    <w:lsdException w:name="Colorful List Accent 3" w:semiHidden="0" w:uiPriority="72" w:unhideWhenUsed="0"/>
-    <w:lsdException w:name="Colorful Grid Accent 3" w:semiHidden="0" w:uiPriority="73" w:unhideWhenUsed="0"/>
-    <w:lsdException w:name="Light Shading Accent 4" w:semiHidden="0" w:uiPriority="60" w:unhideWhenUsed="0"/>
-    <w:lsdException w:name="Light List Accent 4" w:semiHidden="0" w:uiPriority="61" w:unhideWhenUsed="0"/>
-    <w:lsdException w:name="Light Grid Accent 4" w:semiHidden="0" w:uiPriority="62" w:unhideWhenUsed="0"/>
-    <w:lsdException w:name="Medium Shading 1 Accent 4" w:semiHidden="0" w:uiPriority="63" w:unhideWhenUsed="0"/>
-    <w:lsdException w:name="Medium Shading 2 Accent 4" w:semiHidden="0" w:uiPriority="64" w:unhideWhenUsed="0"/>
-    <w:lsdException w:name="Medium List 1 Accent 4" w:semiHidden="0" w:uiPriority="65" w:unhideWhenUsed="0"/>
-    <w:lsdException w:name="Medium List 2 Accent 4" w:semiHidden="0" w:uiPriority="66" w:unhideWhenUsed="0"/>
-    <w:lsdException w:name="Medium Grid 1 Accent 4" w:semiHidden="0" w:uiPriority="67" w:unhideWhenUsed="0"/>
-    <w:lsdException w:name="Medium Grid 2 Accent 4" w:semiHidden="0" w:uiPriority="68" w:unhideWhenUsed="0"/>
-    <w:lsdException w:name="Medium Grid 3 Accent 4" w:semiHidden="0" w:uiPriority="69" w:unhideWhenUsed="0"/>
-    <w:lsdException w:name="Dark List Accent 4" w:semiHidden="0" w:uiPriority="70" w:unhideWhenUsed="0"/>
-    <w:lsdException w:name="Colorful Shading Accent 4" w:semiHidden="0" w:uiPriority="71" w:unhideWhenUsed="0"/>
-    <w:lsdException w:name="Colorful List Accent 4" w:semiHidden="0" w:uiPriority="72" w:unhideWhenUsed="0"/>
-    <w:lsdException w:name="Colorful Grid Accent 4" w:semiHidden="0" w:uiPriority="73" w:unhideWhenUsed="0"/>
-    <w:lsdException w:name="Light Shading Accent 5" w:semiHidden="0" w:uiPriority="60" w:unhideWhenUsed="0"/>
-    <w:lsdException w:name="Light List Accent 5" w:semiHidden="0" w:uiPriority="61" w:unhideWhenUsed="0"/>
-    <w:lsdException w:name="Light Grid Accent 5" w:semiHidden="0" w:uiPriority="62" w:unhideWhenUsed="0"/>
-    <w:lsdException w:name="Medium Shading 1 Accent 5" w:semiHidden="0" w:uiPriority="63" w:unhideWhenUsed="0"/>
-    <w:lsdException w:name="Medium Shading 2 Accent 5" w:semiHidden="0" w:uiPriority="64" w:unhideWhenUsed="0"/>
-    <w:lsdException w:name="Medium List 1 Accent 5" w:semiHidden="0" w:uiPriority="65" w:unhideWhenUsed="0"/>
-    <w:lsdException w:name="Medium List 2 Accent 5" w:semiHidden="0" w:uiPriority="66" w:unhideWhenUsed="0"/>
-    <w:lsdException w:name="Medium Grid 1 Accent 5" w:semiHidden="0" w:uiPriority="67" w:unhideWhenUsed="0"/>
-    <w:lsdException w:name="Medium Grid 2 Accent 5" w:semiHidden="0" w:uiPriority="68" w:unhideWhenUsed="0"/>
-    <w:lsdException w:name="Medium Grid 3 Accent 5" w:semiHidden="0" w:uiPriority="69" w:unhideWhenUsed="0"/>
-    <w:lsdException w:name="Dark List Accent 5" w:semiHidden="0" w:uiPriority="70" w:unhideWhenUsed="0"/>
-    <w:lsdException w:name="Colorful Shading Accent 5" w:semiHidden="0" w:uiPriority="71" w:unhideWhenUsed="0"/>
-    <w:lsdException w:name="Colorful List Accent 5" w:semiHidden="0" w:uiPriority="72" w:unhideWhenUsed="0"/>
-    <w:lsdException w:name="Colorful Grid Accent 5" w:semiHidden="0" w:uiPriority="73" w:unhideWhenUsed="0"/>
-    <w:lsdException w:name="Light Shading Accent 6" w:semiHidden="0" w:uiPriority="60" w:unhideWhenUsed="0"/>
-    <w:lsdException w:name="Light List Accent 6" w:semiHidden="0" w:uiPriority="61" w:unhideWhenUsed="0"/>
-    <w:lsdException w:name="Light Grid Accent 6" w:semiHidden="0" w:uiPriority="62" w:unhideWhenUsed="0"/>
-    <w:lsdException w:name="Medium Shading 1 Accent 6" w:semiHidden="0" w:uiPriority="63" w:unhideWhenUsed="0"/>
-    <w:lsdException w:name="Medium Shading 2 Accent 6" w:semiHidden="0" w:uiPriority="64" w:unhideWhenUsed="0"/>
-    <w:lsdException w:name="Medium List 1 Accent 6" w:semiHidden="0" w:uiPriority="65" w:unhideWhenUsed="0"/>
-    <w:lsdException w:name="Medium List 2 Accent 6" w:semiHidden="0" w:uiPriority="66" w:unhideWhenUsed="0"/>
-    <w:lsdException w:name="Medium Grid 1 Accent 6" w:semiHidden="0" w:uiPriority="67" w:unhideWhenUsed="0"/>
-    <w:lsdException w:name="Medium Grid 2 Accent 6" w:semiHidden="0" w:uiPriority="68" w:unhideWhenUsed="0"/>
-    <w:lsdException w:name="Medium Grid 3 Accent 6" w:semiHidden="0" w:uiPriority="69" w:unhideWhenUsed="0"/>
-    <w:lsdException w:name="Dark List Accent 6" w:semiHidden="0" w:uiPriority="70" w:unhideWhenUsed="0"/>
-    <w:lsdException w:name="Colorful Shading Accent 6" w:semiHidden="0" w:uiPriority="71" w:unhideWhenUsed="0"/>
-    <w:lsdException w:name="Colorful List Accent 6" w:semiHidden="0" w:uiPriority="72" w:unhideWhenUsed="0"/>
-    <w:lsdException w:name="Colorful Grid Accent 6" w:semiHidden="0" w:uiPriority="73" w:unhideWhenUsed="0"/>
-    <w:lsdException w:name="Subtle Emphasis" w:semiHidden="0" w:uiPriority="19" w:unhideWhenUsed="0" w:qFormat="1"/>
-    <w:lsdException w:name="Intense Emphasis" w:semiHidden="0" w:uiPriority="21" w:unhideWhenUsed="0" w:qFormat="1"/>
-    <w:lsdException w:name="Subtle Reference" w:semiHidden="0" w:uiPriority="31" w:unhideWhenUsed="0" w:qFormat="1"/>
-    <w:lsdException w:name="Intense Reference" w:semiHidden="0" w:uiPriority="32" w:unhideWhenUsed="0" w:qFormat="1"/>
-    <w:lsdException w:name="Book Title" w:semiHidden="0" w:uiPriority="33" w:unhideWhenUsed="0" w:qFormat="1"/>
-    <w:lsdException w:name="Bibliography" w:uiPriority="37"/>
-    <w:lsdException w:name="TOC Heading" w:uiPriority="39" w:qFormat="1"/>
+  <w:latentStyles w:defLockedState="0" w:defUIPriority="99" w:defSemiHidden="0" w:defUnhideWhenUsed="0" w:defQFormat="0" w:count="376">
+    <w:lsdException w:name="Normal" w:uiPriority="0" w:qFormat="1"/>
+    <w:lsdException w:name="heading 1" w:uiPriority="0" w:qFormat="1"/>
+    <w:lsdException w:name="heading 2" w:semiHidden="1" w:uiPriority="0" w:unhideWhenUsed="1" w:qFormat="1"/>
+    <w:lsdException w:name="heading 3" w:semiHidden="1" w:uiPriority="0" w:unhideWhenUsed="1" w:qFormat="1"/>
+    <w:lsdException w:name="heading 4" w:semiHidden="1" w:uiPriority="0" w:unhideWhenUsed="1" w:qFormat="1"/>
+    <w:lsdException w:name="heading 5" w:semiHidden="1" w:uiPriority="0" w:unhideWhenUsed="1" w:qFormat="1"/>
+    <w:lsdException w:name="heading 6" w:semiHidden="1" w:uiPriority="0" w:unhideWhenUsed="1" w:qFormat="1"/>
+    <w:lsdException w:name="heading 7" w:semiHidden="1" w:uiPriority="0" w:unhideWhenUsed="1" w:qFormat="1"/>
+    <w:lsdException w:name="heading 8" w:semiHidden="1" w:uiPriority="0" w:unhideWhenUsed="1" w:qFormat="1"/>
+    <w:lsdException w:name="heading 9" w:semiHidden="1" w:uiPriority="0" w:unhideWhenUsed="1" w:qFormat="1"/>
+    <w:lsdException w:name="index 1" w:semiHidden="1" w:unhideWhenUsed="1"/>
+    <w:lsdException w:name="index 2" w:semiHidden="1" w:unhideWhenUsed="1"/>
+    <w:lsdException w:name="index 3" w:semiHidden="1" w:unhideWhenUsed="1"/>
+    <w:lsdException w:name="index 4" w:semiHidden="1" w:unhideWhenUsed="1"/>
+    <w:lsdException w:name="index 5" w:semiHidden="1" w:unhideWhenUsed="1"/>
+    <w:lsdException w:name="index 6" w:semiHidden="1" w:unhideWhenUsed="1"/>
+    <w:lsdException w:name="index 7" w:semiHidden="1" w:unhideWhenUsed="1"/>
+    <w:lsdException w:name="index 8" w:semiHidden="1" w:unhideWhenUsed="1"/>
+    <w:lsdException w:name="index 9" w:semiHidden="1" w:unhideWhenUsed="1"/>
+    <w:lsdException w:name="toc 1" w:semiHidden="1" w:uiPriority="39" w:unhideWhenUsed="1"/>
+    <w:lsdException w:name="toc 2" w:semiHidden="1" w:uiPriority="39" w:unhideWhenUsed="1"/>
+    <w:lsdException w:name="toc 3" w:semiHidden="1" w:uiPriority="39" w:unhideWhenUsed="1"/>
+    <w:lsdException w:name="toc 4" w:semiHidden="1" w:uiPriority="39" w:unhideWhenUsed="1"/>
+    <w:lsdException w:name="toc 5" w:semiHidden="1" w:uiPriority="39" w:unhideWhenUsed="1"/>
+    <w:lsdException w:name="toc 6" w:semiHidden="1" w:uiPriority="39" w:unhideWhenUsed="1"/>
+    <w:lsdException w:name="toc 7" w:semiHidden="1" w:uiPriority="39" w:unhideWhenUsed="1"/>
+    <w:lsdException w:name="toc 8" w:semiHidden="1" w:uiPriority="39" w:unhideWhenUsed="1"/>
+    <w:lsdException w:name="toc 9" w:semiHidden="1" w:uiPriority="39" w:unhideWhenUsed="1"/>
+    <w:lsdException w:name="Normal Indent" w:semiHidden="1" w:unhideWhenUsed="1"/>
+    <w:lsdException w:name="footnote text" w:semiHidden="1" w:unhideWhenUsed="1"/>
+    <w:lsdException w:name="annotation text" w:semiHidden="1" w:unhideWhenUsed="1"/>
+    <w:lsdException w:name="header" w:semiHidden="1" w:unhideWhenUsed="1"/>
+    <w:lsdException w:name="footer" w:semiHidden="1" w:unhideWhenUsed="1"/>
+    <w:lsdException w:name="index heading" w:semiHidden="1" w:unhideWhenUsed="1"/>
+    <w:lsdException w:name="caption" w:semiHidden="1" w:uiPriority="35" w:unhideWhenUsed="1" w:qFormat="1"/>
+    <w:lsdException w:name="table of figures" w:semiHidden="1" w:unhideWhenUsed="1"/>
+    <w:lsdException w:name="envelope address" w:semiHidden="1" w:unhideWhenUsed="1"/>
+    <w:lsdException w:name="envelope return" w:semiHidden="1" w:unhideWhenUsed="1"/>
+    <w:lsdException w:name="footnote reference" w:semiHidden="1" w:unhideWhenUsed="1"/>
+    <w:lsdException w:name="annotation reference" w:semiHidden="1" w:unhideWhenUsed="1"/>
+    <w:lsdException w:name="line number" w:semiHidden="1" w:unhideWhenUsed="1"/>
+    <w:lsdException w:name="page number" w:semiHidden="1" w:unhideWhenUsed="1"/>
+    <w:lsdException w:name="endnote reference" w:semiHidden="1" w:unhideWhenUsed="1"/>
+    <w:lsdException w:name="endnote text" w:semiHidden="1" w:unhideWhenUsed="1"/>
+    <w:lsdException w:name="table of authorities" w:semiHidden="1" w:unhideWhenUsed="1"/>
+    <w:lsdException w:name="macro" w:semiHidden="1" w:unhideWhenUsed="1"/>
+    <w:lsdException w:name="toa heading" w:semiHidden="1" w:unhideWhenUsed="1"/>
+    <w:lsdException w:name="List" w:semiHidden="1" w:unhideWhenUsed="1"/>
+    <w:lsdException w:name="List Bullet" w:semiHidden="1" w:unhideWhenUsed="1"/>
+    <w:lsdException w:name="List Number" w:semiHidden="1" w:unhideWhenUsed="1"/>
+    <w:lsdException w:name="List 2" w:semiHidden="1" w:unhideWhenUsed="1"/>
+    <w:lsdException w:name="List 3" w:semiHidden="1" w:unhideWhenUsed="1"/>
+    <w:lsdException w:name="List 4" w:semiHidden="1" w:unhideWhenUsed="1"/>
+    <w:lsdException w:name="List 5" w:semiHidden="1" w:unhideWhenUsed="1"/>
+    <w:lsdException w:name="List Bullet 2" w:semiHidden="1" w:unhideWhenUsed="1"/>
+    <w:lsdException w:name="List Bullet 3" w:semiHidden="1" w:unhideWhenUsed="1"/>
+    <w:lsdException w:name="List Bullet 4" w:semiHidden="1" w:unhideWhenUsed="1"/>
+    <w:lsdException w:name="List Bullet 5" w:semiHidden="1" w:unhideWhenUsed="1"/>
+    <w:lsdException w:name="List Number 2" w:semiHidden="1" w:unhideWhenUsed="1"/>
+    <w:lsdException w:name="List Number 3" w:semiHidden="1" w:unhideWhenUsed="1"/>
+    <w:lsdException w:name="List Number 4" w:semiHidden="1" w:unhideWhenUsed="1"/>
+    <w:lsdException w:name="List Number 5" w:semiHidden="1" w:unhideWhenUsed="1"/>
+    <w:lsdException w:name="Title" w:uiPriority="10" w:qFormat="1"/>
+    <w:lsdException w:name="Closing" w:semiHidden="1" w:unhideWhenUsed="1"/>
+    <w:lsdException w:name="Signature" w:semiHidden="1" w:unhideWhenUsed="1"/>
+    <w:lsdException w:name="Default Paragraph Font" w:semiHidden="1" w:uiPriority="1" w:unhideWhenUsed="1"/>
+    <w:lsdException w:name="Body Text" w:semiHidden="1" w:uiPriority="0" w:unhideWhenUsed="1"/>
+    <w:lsdException w:name="Body Text Indent" w:semiHidden="1" w:unhideWhenUsed="1"/>
+    <w:lsdException w:name="List Continue" w:semiHidden="1" w:unhideWhenUsed="1"/>
+    <w:lsdException w:name="List Continue 2" w:semiHidden="1" w:unhideWhenUsed="1"/>
+    <w:lsdException w:name="List Continue 3" w:semiHidden="1" w:unhideWhenUsed="1"/>
+    <w:lsdException w:name="List Continue 4" w:semiHidden="1" w:unhideWhenUsed="1"/>
+    <w:lsdException w:name="List Continue 5" w:semiHidden="1" w:unhideWhenUsed="1"/>
+    <w:lsdException w:name="Message Header" w:semiHidden="1" w:unhideWhenUsed="1"/>
+    <w:lsdException w:name="Subtitle" w:uiPriority="11" w:qFormat="1"/>
+    <w:lsdException w:name="Salutation" w:semiHidden="1" w:unhideWhenUsed="1"/>
+    <w:lsdException w:name="Date" w:semiHidden="1" w:unhideWhenUsed="1"/>
+    <w:lsdException w:name="Body Text First Indent" w:semiHidden="1" w:unhideWhenUsed="1"/>
+    <w:lsdException w:name="Body Text First Indent 2" w:semiHidden="1" w:unhideWhenUsed="1"/>
+    <w:lsdException w:name="Note Heading" w:semiHidden="1" w:unhideWhenUsed="1"/>
+    <w:lsdException w:name="Body Text 2" w:semiHidden="1" w:unhideWhenUsed="1"/>
+    <w:lsdException w:name="Body Text 3" w:semiHidden="1" w:unhideWhenUsed="1"/>
+    <w:lsdException w:name="Body Text Indent 2" w:semiHidden="1" w:unhideWhenUsed="1"/>
+    <w:lsdException w:name="Body Text Indent 3" w:semiHidden="1" w:unhideWhenUsed="1"/>
+    <w:lsdException w:name="Block Text" w:semiHidden="1" w:unhideWhenUsed="1"/>
+    <w:lsdException w:name="Hyperlink" w:semiHidden="1" w:unhideWhenUsed="1"/>
+    <w:lsdException w:name="FollowedHyperlink" w:semiHidden="1" w:unhideWhenUsed="1"/>
+    <w:lsdException w:name="Strong" w:uiPriority="22" w:qFormat="1"/>
+    <w:lsdException w:name="Emphasis" w:uiPriority="20" w:qFormat="1"/>
+    <w:lsdException w:name="Document Map" w:semiHidden="1" w:unhideWhenUsed="1"/>
+    <w:lsdException w:name="Plain Text" w:semiHidden="1" w:unhideWhenUsed="1"/>
+    <w:lsdException w:name="E-mail Signature" w:semiHidden="1" w:unhideWhenUsed="1"/>
+    <w:lsdException w:name="HTML Top of Form" w:semiHidden="1" w:unhideWhenUsed="1"/>
+    <w:lsdException w:name="HTML Bottom of Form" w:semiHidden="1" w:unhideWhenUsed="1"/>
+    <w:lsdException w:name="Normal (Web)" w:semiHidden="1" w:unhideWhenUsed="1"/>
+    <w:lsdException w:name="HTML Acronym" w:semiHidden="1" w:unhideWhenUsed="1"/>
+    <w:lsdException w:name="HTML Address" w:semiHidden="1" w:unhideWhenUsed="1"/>
+    <w:lsdException w:name="HTML Cite" w:semiHidden="1" w:unhideWhenUsed="1"/>
+    <w:lsdException w:name="HTML Code" w:semiHidden="1" w:unhideWhenUsed="1"/>
+    <w:lsdException w:name="HTML Definition" w:semiHidden="1" w:unhideWhenUsed="1"/>
+    <w:lsdException w:name="HTML Keyboard" w:semiHidden="1" w:unhideWhenUsed="1"/>
+    <w:lsdException w:name="HTML Preformatted" w:semiHidden="1" w:unhideWhenUsed="1"/>
+    <w:lsdException w:name="HTML Sample" w:semiHidden="1" w:unhideWhenUsed="1"/>
+    <w:lsdException w:name="HTML Typewriter" w:semiHidden="1" w:unhideWhenUsed="1"/>
+    <w:lsdException w:name="HTML Variable" w:semiHidden="1" w:unhideWhenUsed="1"/>
+    <w:lsdException w:name="Normal Table" w:semiHidden="1" w:unhideWhenUsed="1"/>
+    <w:lsdException w:name="annotation subject" w:semiHidden="1" w:unhideWhenUsed="1"/>
+    <w:lsdException w:name="No List" w:semiHidden="1" w:unhideWhenUsed="1"/>
+    <w:lsdException w:name="Outline List 1" w:semiHidden="1" w:unhideWhenUsed="1"/>
+    <w:lsdException w:name="Outline List 2" w:semiHidden="1" w:unhideWhenUsed="1"/>
+    <w:lsdException w:name="Outline List 3" w:semiHidden="1" w:unhideWhenUsed="1"/>
+    <w:lsdException w:name="Table Simple 1" w:semiHidden="1" w:unhideWhenUsed="1"/>
+    <w:lsdException w:name="Table Simple 2" w:semiHidden="1" w:unhideWhenUsed="1"/>
+    <w:lsdException w:name="Table Simple 3" w:semiHidden="1" w:unhideWhenUsed="1"/>
+    <w:lsdException w:name="Table Classic 1" w:semiHidden="1" w:unhideWhenUsed="1"/>
+    <w:lsdException w:name="Table Classic 2" w:semiHidden="1" w:unhideWhenUsed="1"/>
+    <w:lsdException w:name="Table Classic 3" w:semiHidden="1" w:unhideWhenUsed="1"/>
+    <w:lsdException w:name="Table Classic 4" w:semiHidden="1" w:unhideWhenUsed="1"/>
+    <w:lsdException w:name="Table Colorful 1" w:semiHidden="1" w:unhideWhenUsed="1"/>
+    <w:lsdException w:name="Table Colorful 2" w:semiHidden="1" w:unhideWhenUsed="1"/>
+    <w:lsdException w:name="Table Colorful 3" w:semiHidden="1" w:unhideWhenUsed="1"/>
+    <w:lsdException w:name="Table Columns 1" w:semiHidden="1" w:unhideWhenUsed="1"/>
+    <w:lsdException w:name="Table Columns 2" w:semiHidden="1" w:unhideWhenUsed="1"/>
+    <w:lsdException w:name="Table Columns 3" w:semiHidden="1" w:unhideWhenUsed="1"/>
+    <w:lsdException w:name="Table Columns 4" w:semiHidden="1" w:unhideWhenUsed="1"/>
+    <w:lsdException w:name="Table Columns 5" w:semiHidden="1" w:unhideWhenUsed="1"/>
+    <w:lsdException w:name="Table Grid 1" w:semiHidden="1" w:unhideWhenUsed="1"/>
+    <w:lsdException w:name="Table Grid 2" w:semiHidden="1" w:unhideWhenUsed="1"/>
+    <w:lsdException w:name="Table Grid 3" w:semiHidden="1" w:unhideWhenUsed="1"/>
+    <w:lsdException w:name="Table Grid 4" w:semiHidden="1" w:unhideWhenUsed="1"/>
+    <w:lsdException w:name="Table Grid 5" w:semiHidden="1" w:unhideWhenUsed="1"/>
+    <w:lsdException w:name="Table Grid 6" w:semiHidden="1" w:unhideWhenUsed="1"/>
+    <w:lsdException w:name="Table Grid 7" w:semiHidden="1" w:unhideWhenUsed="1"/>
+    <w:lsdException w:name="Table Grid 8" w:semiHidden="1" w:unhideWhenUsed="1"/>
+    <w:lsdException w:name="Table List 1" w:semiHidden="1" w:unhideWhenUsed="1"/>
+    <w:lsdException w:name="Table List 2" w:semiHidden="1" w:unhideWhenUsed="1"/>
+    <w:lsdException w:name="Table List 3" w:semiHidden="1" w:unhideWhenUsed="1"/>
+    <w:lsdException w:name="Table List 4" w:semiHidden="1" w:unhideWhenUsed="1"/>
+    <w:lsdException w:name="Table List 5" w:semiHidden="1" w:unhideWhenUsed="1"/>
+    <w:lsdException w:name="Table List 6" w:semiHidden="1" w:unhideWhenUsed="1"/>
+    <w:lsdException w:name="Table List 7" w:semiHidden="1" w:unhideWhenUsed="1"/>
+    <w:lsdException w:name="Table List 8" w:semiHidden="1" w:unhideWhenUsed="1"/>
+    <w:lsdException w:name="Table 3D effects 1" w:semiHidden="1" w:unhideWhenUsed="1"/>
+    <w:lsdException w:name="Table 3D effects 2" w:semiHidden="1" w:unhideWhenUsed="1"/>
+    <w:lsdException w:name="Table 3D effects 3" w:semiHidden="1" w:unhideWhenUsed="1"/>
+    <w:lsdException w:name="Table Contemporary" w:semiHidden="1" w:unhideWhenUsed="1"/>
+    <w:lsdException w:name="Table Elegant" w:semiHidden="1" w:unhideWhenUsed="1"/>
+    <w:lsdException w:name="Table Professional" w:semiHidden="1" w:unhideWhenUsed="1"/>
+    <w:lsdException w:name="Table Subtle 1" w:semiHidden="1" w:unhideWhenUsed="1"/>
+    <w:lsdException w:name="Table Subtle 2" w:semiHidden="1" w:unhideWhenUsed="1"/>
+    <w:lsdException w:name="Table Web 1" w:semiHidden="1" w:unhideWhenUsed="1"/>
+    <w:lsdException w:name="Table Web 2" w:semiHidden="1" w:unhideWhenUsed="1"/>
+    <w:lsdException w:name="Table Web 3" w:semiHidden="1" w:unhideWhenUsed="1"/>
+    <w:lsdException w:name="Balloon Text" w:semiHidden="1" w:unhideWhenUsed="1"/>
+    <w:lsdException w:name="Table Grid" w:uiPriority="59"/>
+    <w:lsdException w:name="Table Theme" w:semiHidden="1" w:unhideWhenUsed="1"/>
+    <w:lsdException w:name="Placeholder Text" w:semiHidden="1"/>
+    <w:lsdException w:name="No Spacing" w:uiPriority="1" w:qFormat="1"/>
+    <w:lsdException w:name="Light Shading" w:uiPriority="60"/>
+    <w:lsdException w:name="Light List" w:uiPriority="61"/>
+    <w:lsdException w:name="Light Grid" w:uiPriority="62"/>
+    <w:lsdException w:name="Medium Shading 1" w:uiPriority="63"/>
+    <w:lsdException w:name="Medium Shading 2" w:uiPriority="64"/>
+    <w:lsdException w:name="Medium List 1" w:uiPriority="65"/>
+    <w:lsdException w:name="Medium List 2" w:uiPriority="66"/>
+    <w:lsdException w:name="Medium Grid 1" w:uiPriority="67"/>
+    <w:lsdException w:name="Medium Grid 2" w:uiPriority="68"/>
+    <w:lsdException w:name="Medium Grid 3" w:uiPriority="69"/>
+    <w:lsdException w:name="Dark List" w:uiPriority="70"/>
+    <w:lsdException w:name="Colorful Shading" w:uiPriority="71"/>
+    <w:lsdException w:name="Colorful List" w:uiPriority="72"/>
+    <w:lsdException w:name="Colorful Grid" w:uiPriority="73"/>
+    <w:lsdException w:name="Light Shading Accent 1" w:uiPriority="60"/>
+    <w:lsdException w:name="Light List Accent 1" w:uiPriority="61"/>
+    <w:lsdException w:name="Light Grid Accent 1" w:uiPriority="62"/>
+    <w:lsdException w:name="Medium Shading 1 Accent 1" w:uiPriority="63"/>
+    <w:lsdException w:name="Medium Shading 2 Accent 1" w:uiPriority="64"/>
+    <w:lsdException w:name="Medium List 1 Accent 1" w:uiPriority="65"/>
+    <w:lsdException w:name="Revision" w:semiHidden="1"/>
+    <w:lsdException w:name="List Paragraph" w:uiPriority="34" w:qFormat="1"/>
+    <w:lsdException w:name="Quote" w:uiPriority="29" w:qFormat="1"/>
+    <w:lsdException w:name="Intense Quote" w:uiPriority="30" w:qFormat="1"/>
+    <w:lsdException w:name="Medium List 2 Accent 1" w:uiPriority="66"/>
+    <w:lsdException w:name="Medium Grid 1 Accent 1" w:uiPriority="67"/>
+    <w:lsdException w:name="Medium Grid 2 Accent 1" w:uiPriority="68"/>
+    <w:lsdException w:name="Medium Grid 3 Accent 1" w:uiPriority="69"/>
+    <w:lsdException w:name="Dark List Accent 1" w:uiPriority="70"/>
+    <w:lsdException w:name="Colorful Shading Accent 1" w:uiPriority="71"/>
+    <w:lsdException w:name="Colorful List Accent 1" w:uiPriority="72"/>
+    <w:lsdException w:name="Colorful Grid Accent 1" w:uiPriority="73"/>
+    <w:lsdException w:name="Light Shading Accent 2" w:uiPriority="60"/>
+    <w:lsdException w:name="Light List Accent 2" w:uiPriority="61"/>
+    <w:lsdException w:name="Light Grid Accent 2" w:uiPriority="62"/>
+    <w:lsdException w:name="Medium Shading 1 Accent 2" w:uiPriority="63"/>
+    <w:lsdException w:name="Medium Shading 2 Accent 2" w:uiPriority="64"/>
+    <w:lsdException w:name="Medium List 1 Accent 2" w:uiPriority="65"/>
+    <w:lsdException w:name="Medium List 2 Accent 2" w:uiPriority="66"/>
+    <w:lsdException w:name="Medium Grid 1 Accent 2" w:uiPriority="67"/>
+    <w:lsdException w:name="Medium Grid 2 Accent 2" w:uiPriority="68"/>
+    <w:lsdException w:name="Medium Grid 3 Accent 2" w:uiPriority="69"/>
+    <w:lsdException w:name="Dark List Accent 2" w:uiPriority="70"/>
+    <w:lsdException w:name="Colorful Shading Accent 2" w:uiPriority="71"/>
+    <w:lsdException w:name="Colorful List Accent 2" w:uiPriority="72"/>
+    <w:lsdException w:name="Colorful Grid Accent 2" w:uiPriority="73"/>
+    <w:lsdException w:name="Light Shading Accent 3" w:uiPriority="60"/>
+    <w:lsdException w:name="Light List Accent 3" w:uiPriority="61"/>
+    <w:lsdException w:name="Light Grid Accent 3" w:uiPriority="62"/>
+    <w:lsdException w:name="Medium Shading 1 Accent 3" w:uiPriority="63"/>
+    <w:lsdException w:name="Medium Shading 2 Accent 3" w:uiPriority="64"/>
+    <w:lsdException w:name="Medium List 1 Accent 3" w:uiPriority="65"/>
+    <w:lsdException w:name="Medium List 2 Accent 3" w:uiPriority="66"/>
+    <w:lsdException w:name="Medium Grid 1 Accent 3" w:uiPriority="67"/>
+    <w:lsdException w:name="Medium Grid 2 Accent 3" w:uiPriority="68"/>
+    <w:lsdException w:name="Medium Grid 3 Accent 3" w:uiPriority="69"/>
+    <w:lsdException w:name="Dark List Accent 3" w:uiPriority="70"/>
+    <w:lsdException w:name="Colorful Shading Accent 3" w:uiPriority="71"/>
+    <w:lsdException w:name="Colorful List Accent 3" w:uiPriority="72"/>
+    <w:lsdException w:name="Colorful Grid Accent 3" w:uiPriority="73"/>
+    <w:lsdException w:name="Light Shading Accent 4" w:uiPriority="60"/>
+    <w:lsdException w:name="Light List Accent 4" w:uiPriority="61"/>
+    <w:lsdException w:name="Light Grid Accent 4" w:uiPriority="62"/>
+    <w:lsdException w:name="Medium Shading 1 Accent 4" w:uiPriority="63"/>
+    <w:lsdException w:name="Medium Shading 2 Accent 4" w:uiPriority="64"/>
+    <w:lsdException w:name="Medium List 1 Accent 4" w:uiPriority="65"/>
+    <w:lsdException w:name="Medium List 2 Accent 4" w:uiPriority="66"/>
+    <w:lsdException w:name="Medium Grid 1 Accent 4" w:uiPriority="67"/>
+    <w:lsdException w:name="Medium Grid 2 Accent 4" w:uiPriority="68"/>
+    <w:lsdException w:name="Medium Grid 3 Accent 4" w:uiPriority="69"/>
+    <w:lsdException w:name="Dark List Accent 4" w:uiPriority="70"/>
+    <w:lsdException w:name="Colorful Shading Accent 4" w:uiPriority="71"/>
+    <w:lsdException w:name="Colorful List Accent 4" w:uiPriority="72"/>
+    <w:lsdException w:name="Colorful Grid Accent 4" w:uiPriority="73"/>
+    <w:lsdException w:name="Light Shading Accent 5" w:uiPriority="60"/>
+    <w:lsdException w:name="Light List Accent 5" w:uiPriority="61"/>
+    <w:lsdException w:name="Light Grid Accent 5" w:uiPriority="62"/>
+    <w:lsdException w:name="Medium Shading 1 Accent 5" w:uiPriority="63"/>
+    <w:lsdException w:name="Medium Shading 2 Accent 5" w:uiPriority="64"/>
+    <w:lsdException w:name="Medium List 1 Accent 5" w:uiPriority="65"/>
+    <w:lsdException w:name="Medium List 2 Accent 5" w:uiPriority="66"/>
+    <w:lsdException w:name="Medium Grid 1 Accent 5" w:uiPriority="67"/>
+    <w:lsdException w:name="Medium Grid 2 Accent 5" w:uiPriority="68"/>
+    <w:lsdException w:name="Medium Grid 3 Accent 5" w:uiPriority="69"/>
+    <w:lsdException w:name="Dark List Accent 5" w:uiPriority="70"/>
+    <w:lsdException w:name="Colorful Shading Accent 5" w:uiPriority="71"/>
+    <w:lsdException w:name="Colorful List Accent 5" w:uiPriority="72"/>
+    <w:lsdException w:name="Colorful Grid Accent 5" w:uiPriority="73"/>
+    <w:lsdException w:name="Light Shading Accent 6" w:uiPriority="60"/>
+    <w:lsdException w:name="Light List Accent 6" w:uiPriority="61"/>
+    <w:lsdException w:name="Light Grid Accent 6" w:uiPriority="62"/>
+    <w:lsdException w:name="Medium Shading 1 Accent 6" w:uiPriority="63"/>
+    <w:lsdException w:name="Medium Shading 2 Accent 6" w:uiPriority="64"/>
+    <w:lsdException w:name="Medium List 1 Accent 6" w:uiPriority="65"/>
+    <w:lsdException w:name="Medium List 2 Accent 6" w:uiPriority="66"/>
+    <w:lsdException w:name="Medium Grid 1 Accent 6" w:uiPriority="67"/>
+    <w:lsdException w:name="Medium Grid 2 Accent 6" w:uiPriority="68"/>
+    <w:lsdException w:name="Medium Grid 3 Accent 6" w:uiPriority="69"/>
+    <w:lsdException w:name="Dark List Accent 6" w:uiPriority="70"/>
+    <w:lsdException w:name="Colorful Shading Accent 6" w:uiPriority="71"/>
+    <w:lsdException w:name="Colorful List Accent 6" w:uiPriority="72"/>
+    <w:lsdException w:name="Colorful Grid Accent 6" w:uiPriority="73"/>
+    <w:lsdException w:name="Subtle Emphasis" w:uiPriority="19" w:qFormat="1"/>
+    <w:lsdException w:name="Intense Emphasis" w:uiPriority="21" w:qFormat="1"/>
+    <w:lsdException w:name="Subtle Reference" w:uiPriority="31" w:qFormat="1"/>
+    <w:lsdException w:name="Intense Reference" w:uiPriority="32" w:qFormat="1"/>
+    <w:lsdException w:name="Book Title" w:uiPriority="33" w:qFormat="1"/>
+    <w:lsdException w:name="Bibliography" w:semiHidden="1" w:uiPriority="37" w:unhideWhenUsed="1"/>
+    <w:lsdException w:name="TOC Heading" w:semiHidden="1" w:uiPriority="39" w:unhideWhenUsed="1" w:qFormat="1"/>
+    <w:lsdException w:name="Plain Table 1" w:uiPriority="41"/>
+    <w:lsdException w:name="Plain Table 2" w:uiPriority="42"/>
+    <w:lsdException w:name="Plain Table 3" w:uiPriority="43"/>
+    <w:lsdException w:name="Plain Table 4" w:uiPriority="44"/>
+    <w:lsdException w:name="Plain Table 5" w:uiPriority="45"/>
+    <w:lsdException w:name="Grid Table Light" w:uiPriority="40"/>
+    <w:lsdException w:name="Grid Table 1 Light" w:uiPriority="46"/>
+    <w:lsdException w:name="Grid Table 2" w:uiPriority="47"/>
+    <w:lsdException w:name="Grid Table 3" w:uiPriority="48"/>
+    <w:lsdException w:name="Grid Table 4" w:uiPriority="49"/>
+    <w:lsdException w:name="Grid Table 5 Dark" w:uiPriority="50"/>
+    <w:lsdException w:name="Grid Table 6 Colorful" w:uiPriority="51"/>
+    <w:lsdException w:name="Grid Table 7 Colorful" w:uiPriority="52"/>
+    <w:lsdException w:name="Grid Table 1 Light Accent 1" w:uiPriority="46"/>
+    <w:lsdException w:name="Grid Table 2 Accent 1" w:uiPriority="47"/>
+    <w:lsdException w:name="Grid Table 3 Accent 1" w:uiPriority="48"/>
+    <w:lsdException w:name="Grid Table 4 Accent 1" w:uiPriority="49"/>
+    <w:lsdException w:name="Grid Table 5 Dark Accent 1" w:uiPriority="50"/>
+    <w:lsdException w:name="Grid Table 6 Colorful Accent 1" w:uiPriority="51"/>
+    <w:lsdException w:name="Grid Table 7 Colorful Accent 1" w:uiPriority="52"/>
+    <w:lsdException w:name="Grid Table 1 Light Accent 2" w:uiPriority="46"/>
+    <w:lsdException w:name="Grid Table 2 Accent 2" w:uiPriority="47"/>
+    <w:lsdException w:name="Grid Table 3 Accent 2" w:uiPriority="48"/>
+    <w:lsdException w:name="Grid Table 4 Accent 2" w:uiPriority="49"/>
+    <w:lsdException w:name="Grid Table 5 Dark Accent 2" w:uiPriority="50"/>
+    <w:lsdException w:name="Grid Table 6 Colorful Accent 2" w:uiPriority="51"/>
+    <w:lsdException w:name="Grid Table 7 Colorful Accent 2" w:uiPriority="52"/>
+    <w:lsdException w:name="Grid Table 1 Light Accent 3" w:uiPriority="46"/>
+    <w:lsdException w:name="Grid Table 2 Accent 3" w:uiPriority="47"/>
+    <w:lsdException w:name="Grid Table 3 Accent 3" w:uiPriority="48"/>
+    <w:lsdException w:name="Grid Table 4 Accent 3" w:uiPriority="49"/>
+    <w:lsdException w:name="Grid Table 5 Dark Accent 3" w:uiPriority="50"/>
+    <w:lsdException w:name="Grid Table 6 Colorful Accent 3" w:uiPriority="51"/>
+    <w:lsdException w:name="Grid Table 7 Colorful Accent 3" w:uiPriority="52"/>
+    <w:lsdException w:name="Grid Table 1 Light Accent 4" w:uiPriority="46"/>
+    <w:lsdException w:name="Grid Table 2 Accent 4" w:uiPriority="47"/>
+    <w:lsdException w:name="Grid Table 3 Accent 4" w:uiPriority="48"/>
+    <w:lsdException w:name="Grid Table 4 Accent 4" w:uiPriority="49"/>
+    <w:lsdException w:name="Grid Table 5 Dark Accent 4" w:uiPriority="50"/>
+    <w:lsdException w:name="Grid Table 6 Colorful Accent 4" w:uiPriority="51"/>
+    <w:lsdException w:name="Grid Table 7 Colorful Accent 4" w:uiPriority="52"/>
+    <w:lsdException w:name="Grid Table 1 Light Accent 5" w:uiPriority="46"/>
+    <w:lsdException w:name="Grid Table 2 Accent 5" w:uiPriority="47"/>
+    <w:lsdException w:name="Grid Table 3 Accent 5" w:uiPriority="48"/>
+    <w:lsdException w:name="Grid Table 4 Accent 5" w:uiPriority="49"/>
+    <w:lsdException w:name="Grid Table 5 Dark Accent 5" w:uiPriority="50"/>
+    <w:lsdException w:name="Grid Table 6 Colorful Accent 5" w:uiPriority="51"/>
+    <w:lsdException w:name="Grid Table 7 Colorful Accent 5" w:uiPriority="52"/>
+    <w:lsdException w:name="Grid Table 1 Light Accent 6" w:uiPriority="46"/>
+    <w:lsdException w:name="Grid Table 2 Accent 6" w:uiPriority="47"/>
+    <w:lsdException w:name="Grid Table 3 Accent 6" w:uiPriority="48"/>
+    <w:lsdException w:name="Grid Table 4 Accent 6" w:uiPriority="49"/>
+    <w:lsdException w:name="Grid Table 5 Dark Accent 6" w:uiPriority="50"/>
+    <w:lsdException w:name="Grid Table 6 Colorful Accent 6" w:uiPriority="51"/>
+    <w:lsdException w:name="Grid Table 7 Colorful Accent 6" w:uiPriority="52"/>
+    <w:lsdException w:name="List Table 1 Light" w:uiPriority="46"/>
+    <w:lsdException w:name="List Table 2" w:uiPriority="47"/>
+    <w:lsdException w:name="List Table 3" w:uiPriority="48"/>
+    <w:lsdException w:name="List Table 4" w:uiPriority="49"/>
+    <w:lsdException w:name="List Table 5 Dark" w:uiPriority="50"/>
+    <w:lsdException w:name="List Table 6 Colorful" w:uiPriority="51"/>
+    <w:lsdException w:name="List Table 7 Colorful" w:uiPriority="52"/>
+    <w:lsdException w:name="List Table 1 Light Accent 1" w:uiPriority="46"/>
+    <w:lsdException w:name="List Table 2 Accent 1" w:uiPriority="47"/>
+    <w:lsdException w:name="List Table 3 Accent 1" w:uiPriority="48"/>
+    <w:lsdException w:name="List Table 4 Accent 1" w:uiPriority="49"/>
+    <w:lsdException w:name="List Table 5 Dark Accent 1" w:uiPriority="50"/>
+    <w:lsdException w:name="List Table 6 Colorful Accent 1" w:uiPriority="51"/>
+    <w:lsdException w:name="List Table 7 Colorful Accent 1" w:uiPriority="52"/>
+    <w:lsdException w:name="List Table 1 Light Accent 2" w:uiPriority="46"/>
+    <w:lsdException w:name="List Table 2 Accent 2" w:uiPriority="47"/>
+    <w:lsdException w:name="List Table 3 Accent 2" w:uiPriority="48"/>
+    <w:lsdException w:name="List Table 4 Accent 2" w:uiPriority="49"/>
+    <w:lsdException w:name="List Table 5 Dark Accent 2" w:uiPriority="50"/>
+    <w:lsdException w:name="List Table 6 Colorful Accent 2" w:uiPriority="51"/>
+    <w:lsdException w:name="List Table 7 Colorful Accent 2" w:uiPriority="52"/>
+    <w:lsdException w:name="List Table 1 Light Accent 3" w:uiPriority="46"/>
+    <w:lsdException w:name="List Table 2 Accent 3" w:uiPriority="47"/>
+    <w:lsdException w:name="List Table 3 Accent 3" w:uiPriority="48"/>
+    <w:lsdException w:name="List Table 4 Accent 3" w:uiPriority="49"/>
+    <w:lsdException w:name="List Table 5 Dark Accent 3" w:uiPriority="50"/>
+    <w:lsdException w:name="List Table 6 Colorful Accent 3" w:uiPriority="51"/>
+    <w:lsdException w:name="List Table 7 Colorful Accent 3" w:uiPriority="52"/>
+    <w:lsdException w:name="List Table 1 Light Accent 4" w:uiPriority="46"/>
+    <w:lsdException w:name="List Table 2 Accent 4" w:uiPriority="47"/>
+    <w:lsdException w:name="List Table 3 Accent 4" w:uiPriority="48"/>
+    <w:lsdException w:name="List Table 4 Accent 4" w:uiPriority="49"/>
+    <w:lsdException w:name="List Table 5 Dark Accent 4" w:uiPriority="50"/>
+    <w:lsdException w:name="List Table 6 Colorful Accent 4" w:uiPriority="51"/>
+    <w:lsdException w:name="List Table 7 Colorful Accent 4" w:uiPriority="52"/>
+    <w:lsdException w:name="List Table 1 Light Accent 5" w:uiPriority="46"/>
+    <w:lsdException w:name="List Table 2 Accent 5" w:uiPriority="47"/>
+    <w:lsdException w:name="List Table 3 Accent 5" w:uiPriority="48"/>
+    <w:lsdException w:name="List Table 4 Accent 5" w:uiPriority="49"/>
+    <w:lsdException w:name="List Table 5 Dark Accent 5" w:uiPriority="50"/>
+    <w:lsdException w:name="List Table 6 Colorful Accent 5" w:uiPriority="51"/>
+    <w:lsdException w:name="List Table 7 Colorful Accent 5" w:uiPriority="52"/>
+    <w:lsdException w:name="List Table 1 Light Accent 6" w:uiPriority="46"/>
+    <w:lsdException w:name="List Table 2 Accent 6" w:uiPriority="47"/>
+    <w:lsdException w:name="List Table 3 Accent 6" w:uiPriority="48"/>
+    <w:lsdException w:name="List Table 4 Accent 6" w:uiPriority="49"/>
+    <w:lsdException w:name="List Table 5 Dark Accent 6" w:uiPriority="50"/>
+    <w:lsdException w:name="List Table 6 Colorful Accent 6" w:uiPriority="51"/>
+    <w:lsdException w:name="List Table 7 Colorful Accent 6" w:uiPriority="52"/>
+    <w:lsdException w:name="Mention" w:semiHidden="1" w:unhideWhenUsed="1"/>
+    <w:lsdException w:name="Smart Hyperlink" w:semiHidden="1" w:unhideWhenUsed="1"/>
+    <w:lsdException w:name="Hashtag" w:semiHidden="1" w:unhideWhenUsed="1"/>
+    <w:lsdException w:name="Unresolved Mention" w:semiHidden="1" w:unhideWhenUsed="1"/>
+    <w:lsdException w:name="Smart Link" w:semiHidden="1" w:unhideWhenUsed="1"/>
   </w:latentStyles>
   <w:style w:type="paragraph" w:default="1" w:styleId="Normal">
     <w:name w:val="Normal"/>
     <w:qFormat/>
-    <w:rsid w:val="00C20FD8"/>
+    <w:rsid w:val="00726686"/>
+    <w:pPr>
+      <w:spacing w:after="240" w:line="276" w:lineRule="auto"/>
+    </w:pPr>
+    <w:rPr>
+      <w:rFonts w:cstheme="minorHAnsi"/>
+      <w:sz w:val="28"/>
+      <w:szCs w:val="28"/>
+    </w:rPr>
+  </w:style>
+  <w:style w:type="paragraph" w:styleId="Heading1">
+    <w:name w:val="heading 1"/>
+    <w:basedOn w:val="NoSpacing"/>
+    <w:next w:val="Normal"/>
+    <w:link w:val="Heading1Char"/>
+    <w:qFormat/>
+    <w:rsid w:val="00726686"/>
+    <w:pPr>
+      <w:keepNext/>
+      <w:spacing w:before="240" w:after="60"/>
+      <w:outlineLvl w:val="0"/>
+    </w:pPr>
+    <w:rPr>
+      <w:rFonts w:eastAsiaTheme="majorEastAsia"/>
+      <w:b/>
+      <w:kern w:val="28"/>
+      <w:sz w:val="56"/>
+    </w:rPr>
+  </w:style>
+  <w:style w:type="paragraph" w:styleId="Heading2">
+    <w:name w:val="heading 2"/>
+    <w:basedOn w:val="Heading1"/>
+    <w:next w:val="Normal"/>
+    <w:link w:val="Heading2Char"/>
+    <w:qFormat/>
+    <w:rsid w:val="00726686"/>
+    <w:pPr>
+      <w:numPr>
+        <w:ilvl w:val="1"/>
+        <w:numId w:val="7"/>
+      </w:numPr>
+      <w:outlineLvl w:val="1"/>
+    </w:pPr>
+    <w:rPr>
+      <w:rFonts w:asciiTheme="majorHAnsi" w:hAnsiTheme="majorHAnsi"/>
+      <w:sz w:val="48"/>
+      <w:szCs w:val="48"/>
+    </w:rPr>
+  </w:style>
+  <w:style w:type="paragraph" w:styleId="Heading3">
+    <w:name w:val="heading 3"/>
+    <w:basedOn w:val="Heading2"/>
+    <w:next w:val="Normal"/>
+    <w:link w:val="Heading3Char"/>
+    <w:qFormat/>
+    <w:rsid w:val="00726686"/>
+    <w:pPr>
+      <w:outlineLvl w:val="2"/>
+    </w:pPr>
+    <w:rPr>
+      <w:sz w:val="40"/>
+    </w:rPr>
+  </w:style>
+  <w:style w:type="paragraph" w:styleId="Heading4">
+    <w:name w:val="heading 4"/>
+    <w:basedOn w:val="Heading3"/>
+    <w:next w:val="Normal"/>
+    <w:link w:val="Heading4Char"/>
+    <w:qFormat/>
+    <w:rsid w:val="00726686"/>
+    <w:pPr>
+      <w:numPr>
+        <w:ilvl w:val="3"/>
+      </w:numPr>
+      <w:outlineLvl w:val="3"/>
+    </w:pPr>
+    <w:rPr>
+      <w:sz w:val="32"/>
+    </w:rPr>
+  </w:style>
+  <w:style w:type="paragraph" w:styleId="Heading5">
+    <w:name w:val="heading 5"/>
+    <w:basedOn w:val="Heading4"/>
+    <w:next w:val="Normal"/>
+    <w:link w:val="Heading5Char"/>
+    <w:qFormat/>
+    <w:rsid w:val="00726686"/>
+    <w:pPr>
+      <w:numPr>
+        <w:ilvl w:val="4"/>
+      </w:numPr>
+      <w:outlineLvl w:val="4"/>
+    </w:pPr>
+    <w:rPr>
+      <w:sz w:val="28"/>
+    </w:rPr>
+  </w:style>
+  <w:style w:type="paragraph" w:styleId="Heading6">
+    <w:name w:val="heading 6"/>
+    <w:basedOn w:val="Heading5"/>
+    <w:next w:val="Normal"/>
+    <w:link w:val="Heading6Char"/>
+    <w:qFormat/>
+    <w:rsid w:val="00726686"/>
+    <w:pPr>
+      <w:numPr>
+        <w:ilvl w:val="5"/>
+      </w:numPr>
+      <w:outlineLvl w:val="5"/>
+    </w:pPr>
+    <w:rPr>
+      <w:bCs/>
+      <w:sz w:val="24"/>
+      <w:szCs w:val="24"/>
+      <w:u w:val="single"/>
+    </w:rPr>
+  </w:style>
+  <w:style w:type="paragraph" w:styleId="Heading7">
+    <w:name w:val="heading 7"/>
+    <w:basedOn w:val="Heading6"/>
+    <w:next w:val="Normal"/>
+    <w:link w:val="Heading7Char"/>
+    <w:qFormat/>
+    <w:rsid w:val="00726686"/>
+    <w:pPr>
+      <w:keepNext w:val="0"/>
+      <w:numPr>
+        <w:ilvl w:val="0"/>
+        <w:numId w:val="0"/>
+      </w:numPr>
+      <w:outlineLvl w:val="6"/>
+    </w:pPr>
+    <w:rPr>
+      <w:b w:val="0"/>
+      <w:kern w:val="0"/>
+    </w:rPr>
+  </w:style>
+  <w:style w:type="paragraph" w:styleId="Heading8">
+    <w:name w:val="heading 8"/>
+    <w:basedOn w:val="Heading6"/>
+    <w:next w:val="Normal"/>
+    <w:link w:val="Heading8Char"/>
+    <w:qFormat/>
+    <w:rsid w:val="00726686"/>
+    <w:pPr>
+      <w:outlineLvl w:val="7"/>
+    </w:pPr>
+    <w:rPr>
+      <w:i/>
+      <w:iCs/>
+      <w:u w:val="none"/>
+    </w:rPr>
+  </w:style>
+  <w:style w:type="paragraph" w:styleId="Heading9">
+    <w:name w:val="heading 9"/>
+    <w:basedOn w:val="Heading8"/>
+    <w:next w:val="Normal"/>
+    <w:link w:val="Heading9Char"/>
+    <w:qFormat/>
+    <w:rsid w:val="00726686"/>
+    <w:pPr>
+      <w:outlineLvl w:val="8"/>
+    </w:pPr>
+    <w:rPr>
+      <w:b w:val="0"/>
+      <w:bCs w:val="0"/>
+    </w:rPr>
   </w:style>
   <w:style w:type="character" w:default="1" w:styleId="DefaultParagraphFont">
     <w:name w:val="Default Paragraph Font"/>
@@ -1143,7 +1309,6 @@
     <w:uiPriority w:val="99"/>
     <w:semiHidden/>
     <w:unhideWhenUsed/>
-    <w:qFormat/>
     <w:tblPr>
       <w:tblInd w:w="0" w:type="dxa"/>
       <w:tblCellMar>
@@ -1213,6 +1378,505 @@
       <w:smallCaps/>
       <w:sz w:val="16"/>
       <w:szCs w:val="20"/>
+    </w:rPr>
+  </w:style>
+  <w:style w:type="paragraph" w:customStyle="1" w:styleId="Subheading1">
+    <w:name w:val="Subheading 1"/>
+    <w:basedOn w:val="Heading1"/>
+    <w:next w:val="Normal"/>
+    <w:link w:val="Subheading1Char"/>
+    <w:qFormat/>
+    <w:rsid w:val="00726686"/>
+    <w:pPr>
+      <w:spacing w:before="0" w:after="0" w:line="240" w:lineRule="auto"/>
+      <w:contextualSpacing/>
+    </w:pPr>
+    <w:rPr>
+      <w:rFonts w:asciiTheme="majorHAnsi" w:eastAsiaTheme="minorHAnsi" w:hAnsiTheme="majorHAnsi"/>
+      <w:sz w:val="48"/>
+      <w:szCs w:val="48"/>
+      <w:vertAlign w:val="superscript"/>
+    </w:rPr>
+  </w:style>
+  <w:style w:type="character" w:customStyle="1" w:styleId="Subheading1Char">
+    <w:name w:val="Subheading 1 Char"/>
+    <w:basedOn w:val="DefaultParagraphFont"/>
+    <w:link w:val="Subheading1"/>
+    <w:rsid w:val="00726686"/>
+    <w:rPr>
+      <w:rFonts w:asciiTheme="majorHAnsi" w:hAnsiTheme="majorHAnsi" w:cstheme="minorHAnsi"/>
+      <w:b/>
+      <w:kern w:val="28"/>
+      <w:sz w:val="48"/>
+      <w:szCs w:val="48"/>
+      <w:vertAlign w:val="superscript"/>
+    </w:rPr>
+  </w:style>
+  <w:style w:type="character" w:customStyle="1" w:styleId="Heading1Char">
+    <w:name w:val="Heading 1 Char"/>
+    <w:basedOn w:val="DefaultParagraphFont"/>
+    <w:link w:val="Heading1"/>
+    <w:rsid w:val="00726686"/>
+    <w:rPr>
+      <w:rFonts w:eastAsiaTheme="majorEastAsia" w:cstheme="minorHAnsi"/>
+      <w:b/>
+      <w:kern w:val="28"/>
+      <w:sz w:val="56"/>
+      <w:szCs w:val="28"/>
+    </w:rPr>
+  </w:style>
+  <w:style w:type="paragraph" w:customStyle="1" w:styleId="Subheading2">
+    <w:name w:val="Subheading 2"/>
+    <w:basedOn w:val="Subheading1"/>
+    <w:next w:val="Normal"/>
+    <w:link w:val="Subheading2Char"/>
+    <w:qFormat/>
+    <w:rsid w:val="00726686"/>
+  </w:style>
+  <w:style w:type="character" w:customStyle="1" w:styleId="Subheading2Char">
+    <w:name w:val="Subheading 2 Char"/>
+    <w:basedOn w:val="Subheading1Char"/>
+    <w:link w:val="Subheading2"/>
+    <w:rsid w:val="00726686"/>
+    <w:rPr>
+      <w:rFonts w:asciiTheme="majorHAnsi" w:hAnsiTheme="majorHAnsi" w:cstheme="minorHAnsi"/>
+      <w:b/>
+      <w:kern w:val="28"/>
+      <w:sz w:val="48"/>
+      <w:szCs w:val="48"/>
+      <w:vertAlign w:val="superscript"/>
+    </w:rPr>
+  </w:style>
+  <w:style w:type="paragraph" w:customStyle="1" w:styleId="Subheading3">
+    <w:name w:val="Subheading 3"/>
+    <w:basedOn w:val="Subheading2"/>
+    <w:next w:val="Normal"/>
+    <w:link w:val="Subheading3Char"/>
+    <w:qFormat/>
+    <w:rsid w:val="00726686"/>
+    <w:rPr>
+      <w:sz w:val="40"/>
+      <w:szCs w:val="40"/>
+    </w:rPr>
+  </w:style>
+  <w:style w:type="character" w:customStyle="1" w:styleId="Subheading3Char">
+    <w:name w:val="Subheading 3 Char"/>
+    <w:basedOn w:val="Subheading2Char"/>
+    <w:link w:val="Subheading3"/>
+    <w:rsid w:val="00726686"/>
+    <w:rPr>
+      <w:rFonts w:asciiTheme="majorHAnsi" w:hAnsiTheme="majorHAnsi" w:cstheme="minorHAnsi"/>
+      <w:b/>
+      <w:kern w:val="28"/>
+      <w:sz w:val="40"/>
+      <w:szCs w:val="40"/>
+      <w:vertAlign w:val="superscript"/>
+    </w:rPr>
+  </w:style>
+  <w:style w:type="paragraph" w:customStyle="1" w:styleId="Suptitle">
+    <w:name w:val="Suptitle"/>
+    <w:basedOn w:val="Subtitle"/>
+    <w:link w:val="SuptitleChar"/>
+    <w:qFormat/>
+    <w:rsid w:val="00726686"/>
+    <w:pPr>
+      <w:spacing w:before="240" w:line="240" w:lineRule="auto"/>
+    </w:pPr>
+    <w:rPr>
+      <w:vertAlign w:val="subscript"/>
+    </w:rPr>
+  </w:style>
+  <w:style w:type="character" w:customStyle="1" w:styleId="SuptitleChar">
+    <w:name w:val="Suptitle Char"/>
+    <w:basedOn w:val="SubtitleChar"/>
+    <w:link w:val="Suptitle"/>
+    <w:rsid w:val="00726686"/>
+    <w:rPr>
+      <w:rFonts w:asciiTheme="majorHAnsi" w:eastAsiaTheme="majorEastAsia" w:hAnsiTheme="majorHAnsi" w:cstheme="majorBidi"/>
+      <w:color w:val="7F7F7F" w:themeColor="text1" w:themeTint="80"/>
+      <w:spacing w:val="-10"/>
+      <w:kern w:val="28"/>
+      <w:sz w:val="72"/>
+      <w:szCs w:val="72"/>
+      <w:vertAlign w:val="subscript"/>
+    </w:rPr>
+  </w:style>
+  <w:style w:type="paragraph" w:styleId="Subtitle">
+    <w:name w:val="Subtitle"/>
+    <w:basedOn w:val="Title"/>
+    <w:next w:val="Normal"/>
+    <w:link w:val="SubtitleChar"/>
+    <w:uiPriority w:val="11"/>
+    <w:qFormat/>
+    <w:rsid w:val="00726686"/>
+    <w:rPr>
+      <w:b w:val="0"/>
+      <w:bCs w:val="0"/>
+      <w:color w:val="7F7F7F" w:themeColor="text1" w:themeTint="80"/>
+      <w:vertAlign w:val="superscript"/>
+    </w:rPr>
+  </w:style>
+  <w:style w:type="character" w:customStyle="1" w:styleId="SubtitleChar">
+    <w:name w:val="Subtitle Char"/>
+    <w:basedOn w:val="DefaultParagraphFont"/>
+    <w:link w:val="Subtitle"/>
+    <w:uiPriority w:val="11"/>
+    <w:rsid w:val="00726686"/>
+    <w:rPr>
+      <w:rFonts w:asciiTheme="majorHAnsi" w:eastAsiaTheme="majorEastAsia" w:hAnsiTheme="majorHAnsi" w:cstheme="majorBidi"/>
+      <w:color w:val="7F7F7F" w:themeColor="text1" w:themeTint="80"/>
+      <w:spacing w:val="-10"/>
+      <w:kern w:val="28"/>
+      <w:sz w:val="72"/>
+      <w:szCs w:val="72"/>
+      <w:vertAlign w:val="superscript"/>
+    </w:rPr>
+  </w:style>
+  <w:style w:type="paragraph" w:styleId="NoSpacing">
+    <w:name w:val="No Spacing"/>
+    <w:basedOn w:val="Normal"/>
+    <w:uiPriority w:val="1"/>
+    <w:qFormat/>
+    <w:rsid w:val="00726686"/>
+    <w:pPr>
+      <w:spacing w:after="0"/>
+    </w:pPr>
+  </w:style>
+  <w:style w:type="character" w:customStyle="1" w:styleId="Heading2Char">
+    <w:name w:val="Heading 2 Char"/>
+    <w:basedOn w:val="DefaultParagraphFont"/>
+    <w:link w:val="Heading2"/>
+    <w:rsid w:val="00726686"/>
+    <w:rPr>
+      <w:rFonts w:asciiTheme="majorHAnsi" w:eastAsiaTheme="majorEastAsia" w:hAnsiTheme="majorHAnsi" w:cstheme="minorHAnsi"/>
+      <w:b/>
+      <w:kern w:val="28"/>
+      <w:sz w:val="48"/>
+      <w:szCs w:val="48"/>
+    </w:rPr>
+  </w:style>
+  <w:style w:type="character" w:customStyle="1" w:styleId="Heading3Char">
+    <w:name w:val="Heading 3 Char"/>
+    <w:basedOn w:val="DefaultParagraphFont"/>
+    <w:link w:val="Heading3"/>
+    <w:rsid w:val="00726686"/>
+    <w:rPr>
+      <w:rFonts w:asciiTheme="majorHAnsi" w:eastAsiaTheme="majorEastAsia" w:hAnsiTheme="majorHAnsi" w:cstheme="minorHAnsi"/>
+      <w:b/>
+      <w:kern w:val="28"/>
+      <w:sz w:val="40"/>
+      <w:szCs w:val="48"/>
+    </w:rPr>
+  </w:style>
+  <w:style w:type="character" w:customStyle="1" w:styleId="Heading4Char">
+    <w:name w:val="Heading 4 Char"/>
+    <w:basedOn w:val="DefaultParagraphFont"/>
+    <w:link w:val="Heading4"/>
+    <w:rsid w:val="00726686"/>
+    <w:rPr>
+      <w:rFonts w:asciiTheme="majorHAnsi" w:eastAsiaTheme="majorEastAsia" w:hAnsiTheme="majorHAnsi" w:cstheme="minorHAnsi"/>
+      <w:b/>
+      <w:kern w:val="28"/>
+      <w:sz w:val="32"/>
+      <w:szCs w:val="48"/>
+    </w:rPr>
+  </w:style>
+  <w:style w:type="character" w:customStyle="1" w:styleId="Heading5Char">
+    <w:name w:val="Heading 5 Char"/>
+    <w:basedOn w:val="DefaultParagraphFont"/>
+    <w:link w:val="Heading5"/>
+    <w:rsid w:val="00726686"/>
+    <w:rPr>
+      <w:rFonts w:asciiTheme="majorHAnsi" w:eastAsiaTheme="majorEastAsia" w:hAnsiTheme="majorHAnsi" w:cstheme="minorHAnsi"/>
+      <w:b/>
+      <w:kern w:val="28"/>
+      <w:sz w:val="28"/>
+      <w:szCs w:val="48"/>
+    </w:rPr>
+  </w:style>
+  <w:style w:type="character" w:customStyle="1" w:styleId="Heading6Char">
+    <w:name w:val="Heading 6 Char"/>
+    <w:basedOn w:val="DefaultParagraphFont"/>
+    <w:link w:val="Heading6"/>
+    <w:rsid w:val="00726686"/>
+    <w:rPr>
+      <w:rFonts w:asciiTheme="majorHAnsi" w:eastAsiaTheme="majorEastAsia" w:hAnsiTheme="majorHAnsi" w:cstheme="minorHAnsi"/>
+      <w:b/>
+      <w:bCs/>
+      <w:kern w:val="28"/>
+      <w:sz w:val="24"/>
+      <w:szCs w:val="24"/>
+      <w:u w:val="single"/>
+    </w:rPr>
+  </w:style>
+  <w:style w:type="character" w:customStyle="1" w:styleId="Heading7Char">
+    <w:name w:val="Heading 7 Char"/>
+    <w:basedOn w:val="DefaultParagraphFont"/>
+    <w:link w:val="Heading7"/>
+    <w:rsid w:val="00726686"/>
+    <w:rPr>
+      <w:rFonts w:asciiTheme="majorHAnsi" w:eastAsiaTheme="majorEastAsia" w:hAnsiTheme="majorHAnsi" w:cstheme="minorHAnsi"/>
+      <w:bCs/>
+      <w:sz w:val="24"/>
+      <w:szCs w:val="24"/>
+      <w:u w:val="single"/>
+    </w:rPr>
+  </w:style>
+  <w:style w:type="character" w:customStyle="1" w:styleId="Heading8Char">
+    <w:name w:val="Heading 8 Char"/>
+    <w:basedOn w:val="DefaultParagraphFont"/>
+    <w:link w:val="Heading8"/>
+    <w:rsid w:val="00726686"/>
+    <w:rPr>
+      <w:rFonts w:asciiTheme="majorHAnsi" w:eastAsiaTheme="majorEastAsia" w:hAnsiTheme="majorHAnsi" w:cstheme="minorHAnsi"/>
+      <w:b/>
+      <w:bCs/>
+      <w:i/>
+      <w:iCs/>
+      <w:kern w:val="28"/>
+      <w:sz w:val="24"/>
+      <w:szCs w:val="24"/>
+    </w:rPr>
+  </w:style>
+  <w:style w:type="character" w:customStyle="1" w:styleId="Heading9Char">
+    <w:name w:val="Heading 9 Char"/>
+    <w:basedOn w:val="DefaultParagraphFont"/>
+    <w:link w:val="Heading9"/>
+    <w:rsid w:val="00726686"/>
+    <w:rPr>
+      <w:rFonts w:asciiTheme="majorHAnsi" w:eastAsiaTheme="majorEastAsia" w:hAnsiTheme="majorHAnsi" w:cstheme="minorHAnsi"/>
+      <w:i/>
+      <w:iCs/>
+      <w:kern w:val="28"/>
+      <w:sz w:val="24"/>
+      <w:szCs w:val="24"/>
+    </w:rPr>
+  </w:style>
+  <w:style w:type="paragraph" w:styleId="Caption">
+    <w:name w:val="caption"/>
+    <w:basedOn w:val="Normal"/>
+    <w:next w:val="Normal"/>
+    <w:uiPriority w:val="35"/>
+    <w:semiHidden/>
+    <w:unhideWhenUsed/>
+    <w:qFormat/>
+    <w:rsid w:val="00726686"/>
+    <w:pPr>
+      <w:spacing w:after="200"/>
+    </w:pPr>
+    <w:rPr>
+      <w:rFonts w:eastAsia="Times New Roman"/>
+      <w:i/>
+      <w:iCs/>
+      <w:color w:val="1F497D" w:themeColor="text2"/>
+      <w:szCs w:val="18"/>
+    </w:rPr>
+  </w:style>
+  <w:style w:type="paragraph" w:styleId="Title">
+    <w:name w:val="Title"/>
+    <w:basedOn w:val="NoSpacing"/>
+    <w:next w:val="Normal"/>
+    <w:link w:val="TitleChar"/>
+    <w:uiPriority w:val="10"/>
+    <w:qFormat/>
+    <w:rsid w:val="00726686"/>
+    <w:rPr>
+      <w:rFonts w:asciiTheme="majorHAnsi" w:eastAsiaTheme="majorEastAsia" w:hAnsiTheme="majorHAnsi" w:cstheme="majorBidi"/>
+      <w:b/>
+      <w:bCs/>
+      <w:spacing w:val="-10"/>
+      <w:kern w:val="28"/>
+      <w:sz w:val="72"/>
+      <w:szCs w:val="72"/>
+    </w:rPr>
+  </w:style>
+  <w:style w:type="character" w:customStyle="1" w:styleId="TitleChar">
+    <w:name w:val="Title Char"/>
+    <w:basedOn w:val="DefaultParagraphFont"/>
+    <w:link w:val="Title"/>
+    <w:uiPriority w:val="10"/>
+    <w:rsid w:val="00726686"/>
+    <w:rPr>
+      <w:rFonts w:asciiTheme="majorHAnsi" w:eastAsiaTheme="majorEastAsia" w:hAnsiTheme="majorHAnsi" w:cstheme="majorBidi"/>
+      <w:b/>
+      <w:bCs/>
+      <w:spacing w:val="-10"/>
+      <w:kern w:val="28"/>
+      <w:sz w:val="72"/>
+      <w:szCs w:val="72"/>
+    </w:rPr>
+  </w:style>
+  <w:style w:type="character" w:styleId="Strong">
+    <w:name w:val="Strong"/>
+    <w:uiPriority w:val="22"/>
+    <w:qFormat/>
+    <w:rsid w:val="00726686"/>
+    <w:rPr>
+      <w:b/>
+      <w:bCs/>
+    </w:rPr>
+  </w:style>
+  <w:style w:type="character" w:styleId="Emphasis">
+    <w:name w:val="Emphasis"/>
+    <w:uiPriority w:val="20"/>
+    <w:qFormat/>
+    <w:rsid w:val="00726686"/>
+    <w:rPr>
+      <w:rFonts w:asciiTheme="minorHAnsi" w:hAnsiTheme="minorHAnsi" w:cstheme="minorHAnsi"/>
+      <w:i/>
+      <w:iCs/>
+      <w:sz w:val="28"/>
+      <w:szCs w:val="28"/>
+    </w:rPr>
+  </w:style>
+  <w:style w:type="paragraph" w:styleId="ListParagraph">
+    <w:name w:val="List Paragraph"/>
+    <w:basedOn w:val="Normal"/>
+    <w:uiPriority w:val="34"/>
+    <w:qFormat/>
+    <w:rsid w:val="00726686"/>
+    <w:pPr>
+      <w:ind w:left="720"/>
+      <w:contextualSpacing/>
+    </w:pPr>
+    <w:rPr>
+      <w:rFonts w:eastAsia="Times New Roman"/>
+    </w:rPr>
+  </w:style>
+  <w:style w:type="paragraph" w:styleId="Quote">
+    <w:name w:val="Quote"/>
+    <w:basedOn w:val="Normal"/>
+    <w:next w:val="Normal"/>
+    <w:link w:val="QuoteChar"/>
+    <w:uiPriority w:val="29"/>
+    <w:qFormat/>
+    <w:rsid w:val="00726686"/>
+    <w:pPr>
+      <w:keepLines/>
+      <w:pageBreakBefore/>
+      <w:pBdr>
+        <w:left w:val="single" w:sz="4" w:space="7" w:color="auto"/>
+      </w:pBdr>
+      <w:spacing w:before="120" w:after="120"/>
+      <w:ind w:left="360"/>
+      <w:contextualSpacing/>
+      <w:mirrorIndents/>
+    </w:pPr>
+  </w:style>
+  <w:style w:type="character" w:customStyle="1" w:styleId="QuoteChar">
+    <w:name w:val="Quote Char"/>
+    <w:basedOn w:val="DefaultParagraphFont"/>
+    <w:link w:val="Quote"/>
+    <w:uiPriority w:val="29"/>
+    <w:rsid w:val="00726686"/>
+    <w:rPr>
+      <w:rFonts w:cstheme="minorHAnsi"/>
+      <w:sz w:val="28"/>
+      <w:szCs w:val="28"/>
+    </w:rPr>
+  </w:style>
+  <w:style w:type="paragraph" w:styleId="IntenseQuote">
+    <w:name w:val="Intense Quote"/>
+    <w:basedOn w:val="Quote"/>
+    <w:next w:val="Normal"/>
+    <w:link w:val="IntenseQuoteChar"/>
+    <w:uiPriority w:val="30"/>
+    <w:qFormat/>
+    <w:rsid w:val="00726686"/>
+    <w:pPr>
+      <w:pBdr>
+        <w:left w:val="single" w:sz="18" w:space="7" w:color="auto"/>
+      </w:pBdr>
+    </w:pPr>
+    <w:rPr>
+      <w:b/>
+      <w:bCs/>
+    </w:rPr>
+  </w:style>
+  <w:style w:type="character" w:customStyle="1" w:styleId="IntenseQuoteChar">
+    <w:name w:val="Intense Quote Char"/>
+    <w:basedOn w:val="DefaultParagraphFont"/>
+    <w:link w:val="IntenseQuote"/>
+    <w:uiPriority w:val="30"/>
+    <w:rsid w:val="00726686"/>
+    <w:rPr>
+      <w:rFonts w:cstheme="minorHAnsi"/>
+      <w:b/>
+      <w:bCs/>
+      <w:sz w:val="28"/>
+      <w:szCs w:val="28"/>
+    </w:rPr>
+  </w:style>
+  <w:style w:type="character" w:styleId="SubtleEmphasis">
+    <w:name w:val="Subtle Emphasis"/>
+    <w:basedOn w:val="Emphasis"/>
+    <w:uiPriority w:val="19"/>
+    <w:qFormat/>
+    <w:rsid w:val="00726686"/>
+    <w:rPr>
+      <w:rFonts w:asciiTheme="minorHAnsi" w:hAnsiTheme="minorHAnsi" w:cs="Calibri Light"/>
+      <w:i/>
+      <w:iCs/>
+      <w:color w:val="7F7F7F" w:themeColor="text1" w:themeTint="80"/>
+      <w:sz w:val="28"/>
+      <w:szCs w:val="28"/>
+    </w:rPr>
+  </w:style>
+  <w:style w:type="character" w:styleId="IntenseEmphasis">
+    <w:name w:val="Intense Emphasis"/>
+    <w:basedOn w:val="Emphasis"/>
+    <w:uiPriority w:val="21"/>
+    <w:qFormat/>
+    <w:rsid w:val="00726686"/>
+    <w:rPr>
+      <w:rFonts w:asciiTheme="minorHAnsi" w:hAnsiTheme="minorHAnsi" w:cstheme="minorHAnsi"/>
+      <w:b/>
+      <w:bCs/>
+      <w:i/>
+      <w:iCs/>
+      <w:sz w:val="28"/>
+      <w:szCs w:val="28"/>
+    </w:rPr>
+  </w:style>
+  <w:style w:type="character" w:styleId="SubtleReference">
+    <w:name w:val="Subtle Reference"/>
+    <w:uiPriority w:val="31"/>
+    <w:qFormat/>
+    <w:rsid w:val="00726686"/>
+    <w:rPr>
+      <w:caps/>
+      <w:color w:val="7F7F7F" w:themeColor="text1" w:themeTint="80"/>
+      <w:sz w:val="22"/>
+      <w:szCs w:val="22"/>
+    </w:rPr>
+  </w:style>
+  <w:style w:type="character" w:styleId="IntenseReference">
+    <w:name w:val="Intense Reference"/>
+    <w:basedOn w:val="SubtleReference"/>
+    <w:uiPriority w:val="32"/>
+    <w:qFormat/>
+    <w:rsid w:val="00726686"/>
+    <w:rPr>
+      <w:b/>
+      <w:bCs/>
+      <w:caps/>
+      <w:color w:val="7F7F7F" w:themeColor="text1" w:themeTint="80"/>
+      <w:sz w:val="22"/>
+      <w:szCs w:val="22"/>
+    </w:rPr>
+  </w:style>
+  <w:style w:type="character" w:styleId="BookTitle">
+    <w:name w:val="Book Title"/>
+    <w:basedOn w:val="DefaultParagraphFont"/>
+    <w:uiPriority w:val="33"/>
+    <w:qFormat/>
+    <w:rsid w:val="00726686"/>
+    <w:rPr>
+      <w:b/>
+      <w:bCs/>
+      <w:i/>
+      <w:iCs/>
+      <w:spacing w:val="5"/>
     </w:rPr>
   </w:style>
 </w:styles>
